--- a/06_Statistics/Assignment/Statistics_Data_Analytics_Assignment/Statistics_Data_Analytics_Assignment_Doc.docx
+++ b/06_Statistics/Assignment/Statistics_Data_Analytics_Assignment/Statistics_Data_Analytics_Assignment_Doc.docx
@@ -1,6 +1,6 @@
 
 <file path=word/document.xml><?xml version="1.0" encoding="utf-8"?>
-<w:document xmlns:wpc="http://schemas.microsoft.com/office/word/2010/wordprocessingCanvas" xmlns:cx="http://schemas.microsoft.com/office/drawing/2014/chartex" xmlns:cx1="http://schemas.microsoft.com/office/drawing/2015/9/8/chartex" xmlns:cx2="http://schemas.microsoft.com/office/drawing/2015/10/21/chartex" xmlns:cx3="http://schemas.microsoft.com/office/drawing/2016/5/9/chartex" xmlns:cx4="http://schemas.microsoft.com/office/drawing/2016/5/10/chartex" xmlns:cx5="http://schemas.microsoft.com/office/drawing/2016/5/11/chartex" xmlns:cx6="http://schemas.microsoft.com/office/drawing/2016/5/12/chartex" xmlns:cx7="http://schemas.microsoft.com/office/drawing/2016/5/13/chartex" xmlns:cx8="http://schemas.microsoft.com/office/drawing/2016/5/14/chartex" xmlns:mc="http://schemas.openxmlformats.org/markup-compatibility/2006" xmlns:aink="http://schemas.microsoft.com/office/drawing/2016/ink" xmlns:am3d="http://schemas.microsoft.com/office/drawing/2017/model3d" xmlns:o="urn:schemas-microsoft-com:office:office" xmlns:oel="http://schemas.microsoft.com/office/2019/extlst" xmlns:r="http://schemas.openxmlformats.org/officeDocument/2006/relationships" xmlns:m="http://schemas.openxmlformats.org/officeDocument/2006/math" xmlns:v="urn:schemas-microsoft-com:vml" xmlns:wp14="http://schemas.microsoft.com/office/word/2010/wordprocessingDrawing" xmlns:wp="http://schemas.openxmlformats.org/drawingml/2006/wordprocessingDrawing" xmlns:w10="urn:schemas-microsoft-com:office:word" xmlns:w="http://schemas.openxmlformats.org/wordprocessingml/2006/main" xmlns:w14="http://schemas.microsoft.com/office/word/2010/wordml" xmlns:w15="http://schemas.microsoft.com/office/word/2012/wordml" xmlns:w16cei="http://schemas.microsoft.com/office/word/2026/wordml/cei" xmlns:w16cex="http://schemas.microsoft.com/office/word/2018/wordml/cex" xmlns:w16cid="http://schemas.microsoft.com/office/word/2016/wordml/cid" xmlns:w16="http://schemas.microsoft.com/office/word/2018/wordml" xmlns:w16du="http://schemas.microsoft.com/office/word/2023/wordml/word16du" xmlns:w16sdtdh="http://schemas.microsoft.com/office/word/2020/wordml/sdtdatahash" xmlns:w16sdtfl="http://schemas.microsoft.com/office/word/2024/wordml/sdtformatlock" xmlns:w16se="http://schemas.microsoft.com/office/word/2015/wordml/symex" xmlns:wpg="http://schemas.microsoft.com/office/word/2010/wordprocessingGroup" xmlns:wpi="http://schemas.microsoft.com/office/word/2010/wordprocessingInk" xmlns:wne="http://schemas.microsoft.com/office/word/2006/wordml" xmlns:wps="http://schemas.microsoft.com/office/word/2010/wordprocessingShape" mc:Ignorable="w14 w15 w16se w16cid w16 w16cex w16sdtdh w16sdtfl w16du wp14">
+<w:document xmlns:wpc="http://schemas.microsoft.com/office/word/2010/wordprocessingCanvas" xmlns:cx="http://schemas.microsoft.com/office/drawing/2014/chartex" xmlns:cx1="http://schemas.microsoft.com/office/drawing/2015/9/8/chartex" xmlns:cx2="http://schemas.microsoft.com/office/drawing/2015/10/21/chartex" xmlns:cx3="http://schemas.microsoft.com/office/drawing/2016/5/9/chartex" xmlns:cx4="http://schemas.microsoft.com/office/drawing/2016/5/10/chartex" xmlns:cx5="http://schemas.microsoft.com/office/drawing/2016/5/11/chartex" xmlns:cx6="http://schemas.microsoft.com/office/drawing/2016/5/12/chartex" xmlns:cx7="http://schemas.microsoft.com/office/drawing/2016/5/13/chartex" xmlns:cx8="http://schemas.microsoft.com/office/drawing/2016/5/14/chartex" xmlns:mc="http://schemas.openxmlformats.org/markup-compatibility/2006" xmlns:aink="http://schemas.microsoft.com/office/drawing/2016/ink" xmlns:am3d="http://schemas.microsoft.com/office/drawing/2017/model3d" xmlns:o="urn:schemas-microsoft-com:office:office" xmlns:oel="http://schemas.microsoft.com/office/2019/extlst" xmlns:r="http://schemas.openxmlformats.org/officeDocument/2006/relationships" xmlns:m="http://schemas.openxmlformats.org/officeDocument/2006/math" xmlns:v="urn:schemas-microsoft-com:vml" xmlns:wp14="http://schemas.microsoft.com/office/word/2010/wordprocessingDrawing" xmlns:wp="http://schemas.openxmlformats.org/drawingml/2006/wordprocessingDrawing" xmlns:w10="urn:schemas-microsoft-com:office:word" xmlns:w="http://schemas.openxmlformats.org/wordprocessingml/2006/main" xmlns:w14="http://schemas.microsoft.com/office/word/2010/wordml" xmlns:w15="http://schemas.microsoft.com/office/word/2012/wordml" xmlns:w16cex="http://schemas.microsoft.com/office/word/2018/wordml/cex" xmlns:w16cid="http://schemas.microsoft.com/office/word/2016/wordml/cid" xmlns:w16="http://schemas.microsoft.com/office/word/2018/wordml" xmlns:w16du="http://schemas.microsoft.com/office/word/2023/wordml/word16du" xmlns:w16sdtdh="http://schemas.microsoft.com/office/word/2020/wordml/sdtdatahash" xmlns:w16sdtfl="http://schemas.microsoft.com/office/word/2024/wordml/sdtformatlock" xmlns:w16se="http://schemas.microsoft.com/office/word/2015/wordml/symex" xmlns:wpg="http://schemas.microsoft.com/office/word/2010/wordprocessingGroup" xmlns:wpi="http://schemas.microsoft.com/office/word/2010/wordprocessingInk" xmlns:wne="http://schemas.microsoft.com/office/word/2006/wordml" xmlns:wps="http://schemas.microsoft.com/office/word/2010/wordprocessingShape" mc:Ignorable="w14 w15 w16se w16cid w16 w16cex w16sdtdh w16sdtfl w16du wp14">
   <w:body>
     <w:p>
       <w:pPr>
@@ -189,13 +189,8 @@
     <w:p>
       <w:r>
         <w:lastRenderedPageBreak/>
-        <w:t xml:space="preserve">DATA </w:t>
-      </w:r>
-      <w:proofErr w:type="gramStart"/>
-      <w:r>
-        <w:t>UNDERSTANDING :</w:t>
-      </w:r>
-      <w:proofErr w:type="gramEnd"/>
+        <w:t>DATA UNDERSTANDING :</w:t>
+      </w:r>
     </w:p>
     <w:p/>
     <w:p>
@@ -905,16 +900,11 @@
       </w:pPr>
       <w:r>
         <w:lastRenderedPageBreak/>
-        <w:t xml:space="preserve">DATA </w:t>
-      </w:r>
-      <w:proofErr w:type="gramStart"/>
-      <w:r>
-        <w:t>DICTIONARY</w:t>
+        <w:t>DATA DICTIONARY</w:t>
       </w:r>
       <w:r>
         <w:t xml:space="preserve"> :</w:t>
       </w:r>
-      <w:proofErr w:type="gramEnd"/>
     </w:p>
     <w:p>
       <w:pPr>
@@ -1920,43 +1910,53 @@
           <w:bCs/>
           <w:lang w:val="en-US"/>
         </w:rPr>
-        <w:t xml:space="preserve">2. MEAN, MEDIAN &amp; </w:t>
-      </w:r>
-      <w:proofErr w:type="gramStart"/>
+        <w:t>2. MEAN, MEDIAN &amp; MODE</w:t>
+      </w:r>
       <w:r>
         <w:rPr>
           <w:b/>
           <w:bCs/>
           <w:lang w:val="en-US"/>
         </w:rPr>
-        <w:t>MODE</w:t>
-      </w:r>
-      <w:r>
+        <w:t xml:space="preserve"> :</w:t>
+      </w:r>
+    </w:p>
+    <w:p>
+      <w:pPr>
+        <w:pStyle w:val="ListParagraph"/>
         <w:rPr>
           <w:b/>
           <w:bCs/>
           <w:lang w:val="en-US"/>
         </w:rPr>
-        <w:t xml:space="preserve"> :</w:t>
-      </w:r>
-      <w:proofErr w:type="gramEnd"/>
-    </w:p>
-    <w:p>
-      <w:pPr>
-        <w:pStyle w:val="ListParagraph"/>
+      </w:pPr>
+    </w:p>
+    <w:p>
+      <w:pPr>
+        <w:pStyle w:val="ListParagraph"/>
+        <w:numPr>
+          <w:ilvl w:val="0"/>
+          <w:numId w:val="8"/>
+        </w:numPr>
         <w:rPr>
           <w:b/>
           <w:bCs/>
           <w:lang w:val="en-US"/>
         </w:rPr>
       </w:pPr>
-    </w:p>
-    <w:p>
-      <w:pPr>
-        <w:pStyle w:val="ListParagraph"/>
-        <w:numPr>
-          <w:ilvl w:val="0"/>
-          <w:numId w:val="8"/>
+      <w:r>
+        <w:rPr>
+          <w:lang w:val="en-US"/>
+        </w:rPr>
+        <w:t>Use order value calculate the mean</w:t>
+      </w:r>
+    </w:p>
+    <w:p>
+      <w:pPr>
+        <w:pStyle w:val="ListParagraph"/>
+        <w:numPr>
+          <w:ilvl w:val="0"/>
+          <w:numId w:val="9"/>
         </w:numPr>
         <w:rPr>
           <w:b/>
@@ -1968,65 +1968,43 @@
         <w:rPr>
           <w:lang w:val="en-US"/>
         </w:rPr>
-        <w:t xml:space="preserve">Use order value </w:t>
-      </w:r>
-      <w:proofErr w:type="gramStart"/>
-      <w:r>
-        <w:rPr>
-          <w:lang w:val="en-US"/>
-        </w:rPr>
-        <w:t>calculate</w:t>
-      </w:r>
-      <w:proofErr w:type="gramEnd"/>
-      <w:r>
-        <w:rPr>
-          <w:lang w:val="en-US"/>
-        </w:rPr>
-        <w:t xml:space="preserve"> the </w:t>
-      </w:r>
-      <w:proofErr w:type="gramStart"/>
-      <w:r>
-        <w:rPr>
-          <w:lang w:val="en-US"/>
-        </w:rPr>
-        <w:t>mean</w:t>
-      </w:r>
-      <w:proofErr w:type="gramEnd"/>
-    </w:p>
-    <w:p>
-      <w:pPr>
-        <w:pStyle w:val="ListParagraph"/>
-        <w:numPr>
-          <w:ilvl w:val="0"/>
-          <w:numId w:val="9"/>
-        </w:numPr>
+        <w:t>MEAN IS</w:t>
+      </w:r>
+      <w:r>
         <w:rPr>
           <w:b/>
           <w:bCs/>
           <w:lang w:val="en-US"/>
         </w:rPr>
-      </w:pPr>
-      <w:r>
-        <w:rPr>
-          <w:lang w:val="en-US"/>
-        </w:rPr>
-        <w:t>MEAN IS</w:t>
-      </w:r>
-      <w:r>
+        <w:t xml:space="preserve"> 6939 Rs</w:t>
+      </w:r>
+    </w:p>
+    <w:p>
+      <w:pPr>
+        <w:pStyle w:val="ListParagraph"/>
+        <w:numPr>
+          <w:ilvl w:val="0"/>
+          <w:numId w:val="8"/>
+        </w:numPr>
         <w:rPr>
           <w:b/>
           <w:bCs/>
           <w:lang w:val="en-US"/>
         </w:rPr>
-        <w:t xml:space="preserve"> 6939 Rs</w:t>
-      </w:r>
-    </w:p>
-    <w:p>
-      <w:pPr>
-        <w:pStyle w:val="ListParagraph"/>
-        <w:numPr>
-          <w:ilvl w:val="0"/>
-          <w:numId w:val="8"/>
+      </w:pPr>
+      <w:r>
+        <w:rPr>
+          <w:lang w:val="en-US"/>
+        </w:rPr>
+        <w:t>Use order value calculate the median</w:t>
+      </w:r>
+    </w:p>
+    <w:p>
+      <w:pPr>
+        <w:pStyle w:val="ListParagraph"/>
+        <w:numPr>
+          <w:ilvl w:val="0"/>
+          <w:numId w:val="9"/>
         </w:numPr>
         <w:rPr>
           <w:b/>
@@ -2038,61 +2016,281 @@
         <w:rPr>
           <w:lang w:val="en-US"/>
         </w:rPr>
-        <w:t xml:space="preserve">Use order value </w:t>
-      </w:r>
-      <w:proofErr w:type="gramStart"/>
-      <w:r>
-        <w:rPr>
-          <w:lang w:val="en-US"/>
-        </w:rPr>
-        <w:t>calculate</w:t>
-      </w:r>
-      <w:proofErr w:type="gramEnd"/>
-      <w:r>
-        <w:rPr>
-          <w:lang w:val="en-US"/>
-        </w:rPr>
-        <w:t xml:space="preserve"> the me</w:t>
-      </w:r>
-      <w:r>
-        <w:rPr>
-          <w:lang w:val="en-US"/>
-        </w:rPr>
-        <w:t>di</w:t>
-      </w:r>
-      <w:r>
-        <w:rPr>
-          <w:lang w:val="en-US"/>
-        </w:rPr>
-        <w:t>an</w:t>
-      </w:r>
-    </w:p>
-    <w:p>
-      <w:pPr>
-        <w:pStyle w:val="ListParagraph"/>
-        <w:numPr>
-          <w:ilvl w:val="0"/>
-          <w:numId w:val="9"/>
-        </w:numPr>
+        <w:t>MEDIAN IS</w:t>
+      </w:r>
+      <w:r>
         <w:rPr>
           <w:b/>
           <w:bCs/>
           <w:lang w:val="en-US"/>
         </w:rPr>
-      </w:pPr>
-      <w:r>
-        <w:rPr>
-          <w:lang w:val="en-US"/>
-        </w:rPr>
-        <w:t>MEDIAN IS</w:t>
+        <w:t xml:space="preserve"> 5500Rs</w:t>
+      </w:r>
+    </w:p>
+    <w:p>
+      <w:pPr>
+        <w:pStyle w:val="ListParagraph"/>
+        <w:numPr>
+          <w:ilvl w:val="0"/>
+          <w:numId w:val="8"/>
+        </w:numPr>
+        <w:rPr>
+          <w:lang w:val="en-US"/>
+        </w:rPr>
+      </w:pPr>
+      <w:r>
+        <w:rPr>
+          <w:lang w:val="en-US"/>
+        </w:rPr>
+        <w:t xml:space="preserve">Use order value  to </w:t>
+      </w:r>
+      <w:r>
+        <w:rPr>
+          <w:lang w:val="en-US"/>
+        </w:rPr>
+        <w:t>Find the mode, if applicable.</w:t>
+      </w:r>
+    </w:p>
+    <w:p>
+      <w:pPr>
+        <w:pStyle w:val="ListParagraph"/>
+        <w:numPr>
+          <w:ilvl w:val="0"/>
+          <w:numId w:val="9"/>
+        </w:numPr>
+        <w:rPr>
+          <w:lang w:val="en-US"/>
+        </w:rPr>
+      </w:pPr>
+      <w:r>
+        <w:rPr>
+          <w:lang w:val="en-US"/>
+        </w:rPr>
+        <w:t>MODE IS Not Applicable</w:t>
+      </w:r>
+    </w:p>
+    <w:p>
+      <w:pPr>
+        <w:pStyle w:val="ListParagraph"/>
+        <w:numPr>
+          <w:ilvl w:val="0"/>
+          <w:numId w:val="8"/>
+        </w:numPr>
+        <w:rPr>
+          <w:lang w:val="en-US"/>
+        </w:rPr>
+      </w:pPr>
+      <w:r>
+        <w:rPr>
+          <w:lang w:val="en-US"/>
+        </w:rPr>
+        <w:t>Compare mean and median.</w:t>
+      </w:r>
+    </w:p>
+    <w:p>
+      <w:pPr>
+        <w:pStyle w:val="ListParagraph"/>
+        <w:numPr>
+          <w:ilvl w:val="0"/>
+          <w:numId w:val="9"/>
+        </w:numPr>
+        <w:rPr>
+          <w:lang w:val="en-US"/>
+        </w:rPr>
+      </w:pPr>
+      <w:r>
+        <w:rPr>
+          <w:lang w:val="en-US"/>
+        </w:rPr>
+        <w:t xml:space="preserve">Mean Is </w:t>
+      </w:r>
+      <w:proofErr w:type="spellStart"/>
+      <w:r>
+        <w:rPr>
+          <w:lang w:val="en-US"/>
+        </w:rPr>
+        <w:t>Greaterthen</w:t>
+      </w:r>
+      <w:proofErr w:type="spellEnd"/>
+      <w:r>
+        <w:rPr>
+          <w:lang w:val="en-US"/>
+        </w:rPr>
+        <w:t xml:space="preserve"> Median</w:t>
+      </w:r>
+    </w:p>
+    <w:p>
+      <w:pPr>
+        <w:pStyle w:val="ListParagraph"/>
+        <w:numPr>
+          <w:ilvl w:val="0"/>
+          <w:numId w:val="8"/>
+        </w:numPr>
+        <w:rPr>
+          <w:lang w:val="en-US"/>
+        </w:rPr>
+      </w:pPr>
+      <w:r>
+        <w:t>Typical customer order value</w:t>
+      </w:r>
+    </w:p>
+    <w:p>
+      <w:pPr>
+        <w:pStyle w:val="ListParagraph"/>
+        <w:numPr>
+          <w:ilvl w:val="0"/>
+          <w:numId w:val="9"/>
+        </w:numPr>
+        <w:rPr>
+          <w:lang w:val="en-US"/>
+        </w:rPr>
+      </w:pPr>
+      <w:r>
+        <w:rPr>
+          <w:lang w:val="en-US"/>
+        </w:rPr>
+        <w:t>Median – 5500Rs</w:t>
+      </w:r>
+    </w:p>
+    <w:p>
+      <w:pPr>
+        <w:pStyle w:val="ListParagraph"/>
+        <w:numPr>
+          <w:ilvl w:val="0"/>
+          <w:numId w:val="8"/>
+        </w:numPr>
+        <w:rPr>
+          <w:lang w:val="en-US"/>
+        </w:rPr>
+      </w:pPr>
+      <w:r>
+        <w:rPr>
+          <w:lang w:val="en-US"/>
+        </w:rPr>
+        <w:t>Explain Why.</w:t>
+      </w:r>
+    </w:p>
+    <w:p>
+      <w:pPr>
+        <w:pStyle w:val="ListParagraph"/>
+        <w:numPr>
+          <w:ilvl w:val="0"/>
+          <w:numId w:val="9"/>
+        </w:numPr>
+        <w:rPr>
+          <w:lang w:val="en-US"/>
+        </w:rPr>
+      </w:pPr>
+      <w:r>
+        <w:rPr>
+          <w:lang w:val="en-US"/>
+        </w:rPr>
+        <w:t>Median Is Not Affect Largely.</w:t>
+      </w:r>
+    </w:p>
+    <w:p>
+      <w:pPr>
+        <w:pStyle w:val="ListParagraph"/>
+        <w:numPr>
+          <w:ilvl w:val="0"/>
+          <w:numId w:val="8"/>
+        </w:numPr>
+        <w:rPr>
+          <w:lang w:val="en-US"/>
+        </w:rPr>
+      </w:pPr>
+      <w:r>
+        <w:rPr>
+          <w:lang w:val="en-US"/>
+        </w:rPr>
+        <w:lastRenderedPageBreak/>
+        <w:t>Challenge</w:t>
+      </w:r>
+    </w:p>
+    <w:p>
+      <w:pPr>
+        <w:pStyle w:val="ListParagraph"/>
+        <w:numPr>
+          <w:ilvl w:val="0"/>
+          <w:numId w:val="9"/>
+        </w:numPr>
+        <w:rPr>
+          <w:lang w:val="en-US"/>
+        </w:rPr>
+      </w:pPr>
+      <w:r>
+        <w:t>typical customer spend</w:t>
+      </w:r>
+      <w:r>
+        <w:t xml:space="preserve"> is Median -5500Rs </w:t>
+      </w:r>
+      <w:r>
+        <w:t xml:space="preserve">Because Middle Value Affected Very </w:t>
+      </w:r>
+      <w:proofErr w:type="spellStart"/>
+      <w:r>
+        <w:t>Low.Outlier</w:t>
+      </w:r>
+      <w:proofErr w:type="spellEnd"/>
+      <w:r>
+        <w:t xml:space="preserve"> Issue Low.</w:t>
+      </w:r>
+    </w:p>
+    <w:p>
+      <w:pPr>
+        <w:rPr>
+          <w:lang w:val="en-US"/>
+        </w:rPr>
+      </w:pPr>
+    </w:p>
+    <w:p>
+      <w:r>
+        <w:t>3. VARIANCE &amp; STANDARD DEVIATION :</w:t>
+      </w:r>
+    </w:p>
+    <w:p>
+      <w:pPr>
+        <w:pStyle w:val="ListParagraph"/>
+        <w:numPr>
+          <w:ilvl w:val="0"/>
+          <w:numId w:val="8"/>
+        </w:numPr>
+        <w:rPr>
+          <w:lang w:val="en-US"/>
+        </w:rPr>
+      </w:pPr>
+      <w:r>
+        <w:t xml:space="preserve">Use </w:t>
+      </w:r>
+      <w:proofErr w:type="spellStart"/>
+      <w:r>
+        <w:t>Order_Value</w:t>
+      </w:r>
+      <w:proofErr w:type="spellEnd"/>
+      <w:r>
+        <w:t xml:space="preserve"> calculate the variance.</w:t>
+      </w:r>
+    </w:p>
+    <w:p>
+      <w:pPr>
+        <w:pStyle w:val="ListParagraph"/>
+        <w:numPr>
+          <w:ilvl w:val="0"/>
+          <w:numId w:val="9"/>
+        </w:numPr>
+        <w:rPr>
+          <w:lang w:val="en-US"/>
+        </w:rPr>
+      </w:pPr>
+      <w:r>
+        <w:t xml:space="preserve">VARIANCE IS </w:t>
       </w:r>
       <w:r>
         <w:rPr>
           <w:b/>
           <w:bCs/>
-          <w:lang w:val="en-US"/>
-        </w:rPr>
-        <w:t xml:space="preserve"> 5500Rs</w:t>
+        </w:rPr>
+        <w:t>29088229</w:t>
       </w:r>
     </w:p>
     <w:p>
@@ -2107,36 +2305,7 @@
         </w:rPr>
       </w:pPr>
       <w:r>
-        <w:rPr>
-          <w:lang w:val="en-US"/>
-        </w:rPr>
-        <w:t xml:space="preserve">Use order </w:t>
-      </w:r>
-      <w:proofErr w:type="gramStart"/>
-      <w:r>
-        <w:rPr>
-          <w:lang w:val="en-US"/>
-        </w:rPr>
-        <w:t xml:space="preserve">value </w:t>
-      </w:r>
-      <w:r>
-        <w:rPr>
-          <w:lang w:val="en-US"/>
-        </w:rPr>
-        <w:t xml:space="preserve"> to</w:t>
-      </w:r>
-      <w:proofErr w:type="gramEnd"/>
-      <w:r>
-        <w:rPr>
-          <w:lang w:val="en-US"/>
-        </w:rPr>
-        <w:t xml:space="preserve"> </w:t>
-      </w:r>
-      <w:r>
-        <w:rPr>
-          <w:lang w:val="en-US"/>
-        </w:rPr>
-        <w:t>Find the mode, if applicable.</w:t>
+        <w:t>Calculate standard deviation.</w:t>
       </w:r>
     </w:p>
     <w:p>
@@ -2151,247 +2320,14 @@
         </w:rPr>
       </w:pPr>
       <w:r>
-        <w:rPr>
-          <w:lang w:val="en-US"/>
-        </w:rPr>
-        <w:t>MODE IS Not Applicable</w:t>
-      </w:r>
-    </w:p>
-    <w:p>
-      <w:pPr>
-        <w:pStyle w:val="ListParagraph"/>
-        <w:numPr>
-          <w:ilvl w:val="0"/>
-          <w:numId w:val="8"/>
-        </w:numPr>
-        <w:rPr>
-          <w:lang w:val="en-US"/>
-        </w:rPr>
-      </w:pPr>
-      <w:r>
-        <w:rPr>
-          <w:lang w:val="en-US"/>
-        </w:rPr>
-        <w:t>Compare mean and median.</w:t>
-      </w:r>
-    </w:p>
-    <w:p>
-      <w:pPr>
-        <w:pStyle w:val="ListParagraph"/>
-        <w:numPr>
-          <w:ilvl w:val="0"/>
-          <w:numId w:val="9"/>
-        </w:numPr>
-        <w:rPr>
-          <w:lang w:val="en-US"/>
-        </w:rPr>
-      </w:pPr>
-      <w:r>
-        <w:rPr>
-          <w:lang w:val="en-US"/>
-        </w:rPr>
-        <w:t xml:space="preserve">Mean Is </w:t>
-      </w:r>
-      <w:proofErr w:type="spellStart"/>
-      <w:r>
-        <w:rPr>
-          <w:lang w:val="en-US"/>
-        </w:rPr>
-        <w:t>Greaterthen</w:t>
-      </w:r>
-      <w:proofErr w:type="spellEnd"/>
-      <w:r>
-        <w:rPr>
-          <w:lang w:val="en-US"/>
-        </w:rPr>
-        <w:t xml:space="preserve"> Median</w:t>
-      </w:r>
-    </w:p>
-    <w:p>
-      <w:pPr>
-        <w:pStyle w:val="ListParagraph"/>
-        <w:numPr>
-          <w:ilvl w:val="0"/>
-          <w:numId w:val="8"/>
-        </w:numPr>
-        <w:rPr>
-          <w:lang w:val="en-US"/>
-        </w:rPr>
-      </w:pPr>
-      <w:r>
-        <w:t>Typical customer order value</w:t>
-      </w:r>
-    </w:p>
-    <w:p>
-      <w:pPr>
-        <w:pStyle w:val="ListParagraph"/>
-        <w:numPr>
-          <w:ilvl w:val="0"/>
-          <w:numId w:val="9"/>
-        </w:numPr>
-        <w:rPr>
-          <w:lang w:val="en-US"/>
-        </w:rPr>
-      </w:pPr>
-      <w:r>
-        <w:rPr>
-          <w:lang w:val="en-US"/>
-        </w:rPr>
-        <w:t>Median – 5500Rs</w:t>
-      </w:r>
-    </w:p>
-    <w:p>
-      <w:pPr>
-        <w:pStyle w:val="ListParagraph"/>
-        <w:numPr>
-          <w:ilvl w:val="0"/>
-          <w:numId w:val="8"/>
-        </w:numPr>
-        <w:rPr>
-          <w:lang w:val="en-US"/>
-        </w:rPr>
-      </w:pPr>
-      <w:r>
-        <w:rPr>
-          <w:lang w:val="en-US"/>
-        </w:rPr>
-        <w:t>Explain Why.</w:t>
-      </w:r>
-    </w:p>
-    <w:p>
-      <w:pPr>
-        <w:pStyle w:val="ListParagraph"/>
-        <w:numPr>
-          <w:ilvl w:val="0"/>
-          <w:numId w:val="9"/>
-        </w:numPr>
-        <w:rPr>
-          <w:lang w:val="en-US"/>
-        </w:rPr>
-      </w:pPr>
-      <w:r>
-        <w:rPr>
-          <w:lang w:val="en-US"/>
-        </w:rPr>
-        <w:t>Median Is Not Affect Largely.</w:t>
-      </w:r>
-    </w:p>
-    <w:p>
-      <w:pPr>
-        <w:pStyle w:val="ListParagraph"/>
-        <w:numPr>
-          <w:ilvl w:val="0"/>
-          <w:numId w:val="8"/>
-        </w:numPr>
-        <w:rPr>
-          <w:lang w:val="en-US"/>
-        </w:rPr>
-      </w:pPr>
-      <w:r>
-        <w:rPr>
-          <w:lang w:val="en-US"/>
-        </w:rPr>
-        <w:lastRenderedPageBreak/>
-        <w:t>Challenge</w:t>
-      </w:r>
-    </w:p>
-    <w:p>
-      <w:pPr>
-        <w:pStyle w:val="ListParagraph"/>
-        <w:numPr>
-          <w:ilvl w:val="0"/>
-          <w:numId w:val="9"/>
-        </w:numPr>
-        <w:rPr>
-          <w:lang w:val="en-US"/>
-        </w:rPr>
-      </w:pPr>
-      <w:r>
-        <w:t xml:space="preserve">typical </w:t>
-      </w:r>
-      <w:proofErr w:type="gramStart"/>
-      <w:r>
-        <w:t>customer</w:t>
-      </w:r>
-      <w:proofErr w:type="gramEnd"/>
-      <w:r>
-        <w:t xml:space="preserve"> spend</w:t>
-      </w:r>
-      <w:r>
-        <w:t xml:space="preserve"> is Median -5500Rs </w:t>
-      </w:r>
-      <w:r>
-        <w:t xml:space="preserve">Because Middle Value Affected Very </w:t>
-      </w:r>
-      <w:proofErr w:type="spellStart"/>
-      <w:r>
-        <w:t>Low.Outlier</w:t>
-      </w:r>
-      <w:proofErr w:type="spellEnd"/>
-      <w:r>
-        <w:t xml:space="preserve"> Issue Low.</w:t>
-      </w:r>
-    </w:p>
-    <w:p>
-      <w:pPr>
-        <w:rPr>
-          <w:lang w:val="en-US"/>
-        </w:rPr>
-      </w:pPr>
-    </w:p>
-    <w:p>
-      <w:r>
-        <w:t xml:space="preserve">3. VARIANCE &amp; STANDARD </w:t>
-      </w:r>
-      <w:proofErr w:type="gramStart"/>
-      <w:r>
-        <w:t>DEVIATION :</w:t>
-      </w:r>
-      <w:proofErr w:type="gramEnd"/>
-    </w:p>
-    <w:p>
-      <w:pPr>
-        <w:pStyle w:val="ListParagraph"/>
-        <w:numPr>
-          <w:ilvl w:val="0"/>
-          <w:numId w:val="8"/>
-        </w:numPr>
-        <w:rPr>
-          <w:lang w:val="en-US"/>
-        </w:rPr>
-      </w:pPr>
-      <w:r>
-        <w:t xml:space="preserve">Use </w:t>
-      </w:r>
-      <w:proofErr w:type="spellStart"/>
-      <w:r>
-        <w:t>Order_Value</w:t>
-      </w:r>
-      <w:proofErr w:type="spellEnd"/>
-      <w:r>
-        <w:t xml:space="preserve"> calculate the variance.</w:t>
-      </w:r>
-    </w:p>
-    <w:p>
-      <w:pPr>
-        <w:pStyle w:val="ListParagraph"/>
-        <w:numPr>
-          <w:ilvl w:val="0"/>
-          <w:numId w:val="9"/>
-        </w:numPr>
-        <w:rPr>
-          <w:lang w:val="en-US"/>
-        </w:rPr>
-      </w:pPr>
-      <w:r>
-        <w:t xml:space="preserve">VARIANCE IS </w:t>
+        <w:t xml:space="preserve">STANDARD DEVIATION IS </w:t>
       </w:r>
       <w:r>
         <w:rPr>
           <w:b/>
           <w:bCs/>
         </w:rPr>
-        <w:t>29088229</w:t>
+        <w:t>5393.35 Rs</w:t>
       </w:r>
     </w:p>
     <w:p>
@@ -2406,7 +2342,7 @@
         </w:rPr>
       </w:pPr>
       <w:r>
-        <w:t>Calculate standard deviation.</w:t>
+        <w:t>Is customer spending tightly concentrated or widely spread?</w:t>
       </w:r>
     </w:p>
     <w:p>
@@ -2421,14 +2357,216 @@
         </w:rPr>
       </w:pPr>
       <w:r>
-        <w:t xml:space="preserve">STANDARD DEVIATION IS </w:t>
+        <w:t>Customer spending is Widely Spread.</w:t>
+      </w:r>
+    </w:p>
+    <w:p>
+      <w:pPr>
+        <w:pStyle w:val="ListParagraph"/>
+        <w:numPr>
+          <w:ilvl w:val="0"/>
+          <w:numId w:val="8"/>
+        </w:numPr>
+        <w:rPr>
+          <w:lang w:val="en-US"/>
+        </w:rPr>
+      </w:pPr>
+      <w:r>
+        <w:t>What does the standard deviation tell you?</w:t>
+      </w:r>
+    </w:p>
+    <w:p>
+      <w:pPr>
+        <w:pStyle w:val="ListParagraph"/>
+        <w:numPr>
+          <w:ilvl w:val="0"/>
+          <w:numId w:val="9"/>
+        </w:numPr>
+        <w:rPr>
+          <w:lang w:val="en-US"/>
+        </w:rPr>
+      </w:pPr>
+      <w:r>
+        <w:rPr>
+          <w:lang w:val="en-US"/>
+        </w:rPr>
+        <w:t>Customer Spending shows more variance compare to mean vale.</w:t>
+      </w:r>
+    </w:p>
+    <w:p>
+      <w:pPr>
+        <w:pStyle w:val="ListParagraph"/>
+        <w:numPr>
+          <w:ilvl w:val="0"/>
+          <w:numId w:val="8"/>
+        </w:numPr>
+        <w:rPr>
+          <w:lang w:val="en-US"/>
+        </w:rPr>
+      </w:pPr>
+      <w:r>
+        <w:t>Why is standard deviation easier to communicate than variance?</w:t>
+      </w:r>
+    </w:p>
+    <w:p>
+      <w:pPr>
+        <w:pStyle w:val="ListParagraph"/>
+        <w:numPr>
+          <w:ilvl w:val="0"/>
+          <w:numId w:val="9"/>
+        </w:numPr>
+        <w:rPr>
+          <w:lang w:val="en-US"/>
+        </w:rPr>
+      </w:pPr>
+      <w:r>
+        <w:rPr>
+          <w:lang w:val="en-US"/>
+        </w:rPr>
+        <w:t>Because Two Are Same Units.</w:t>
+      </w:r>
+    </w:p>
+    <w:p>
+      <w:pPr>
+        <w:pStyle w:val="ListParagraph"/>
+        <w:numPr>
+          <w:ilvl w:val="0"/>
+          <w:numId w:val="8"/>
+        </w:numPr>
+        <w:rPr>
+          <w:lang w:val="en-US"/>
+        </w:rPr>
+      </w:pPr>
+      <w:r>
+        <w:t>Does a high standard deviation necessarily mean the data is bad?</w:t>
+      </w:r>
+    </w:p>
+    <w:p>
+      <w:pPr>
+        <w:pStyle w:val="ListParagraph"/>
+        <w:numPr>
+          <w:ilvl w:val="0"/>
+          <w:numId w:val="9"/>
+        </w:numPr>
+        <w:rPr>
+          <w:lang w:val="en-US"/>
+        </w:rPr>
+      </w:pPr>
+      <w:r>
+        <w:rPr>
+          <w:lang w:val="en-US"/>
+        </w:rPr>
+        <w:t>No</w:t>
+      </w:r>
+    </w:p>
+    <w:p>
+      <w:pPr>
+        <w:pStyle w:val="ListParagraph"/>
+        <w:numPr>
+          <w:ilvl w:val="0"/>
+          <w:numId w:val="8"/>
+        </w:numPr>
+        <w:rPr>
+          <w:lang w:val="en-US"/>
+        </w:rPr>
+      </w:pPr>
+      <w:r>
+        <w:t>Business Question:</w:t>
+      </w:r>
+    </w:p>
+    <w:p>
+      <w:pPr>
+        <w:pStyle w:val="ListParagraph"/>
+        <w:numPr>
+          <w:ilvl w:val="0"/>
+          <w:numId w:val="9"/>
+        </w:numPr>
+        <w:rPr>
+          <w:lang w:val="en-US"/>
+        </w:rPr>
+      </w:pPr>
+      <w:r>
+        <w:rPr>
+          <w:lang w:val="en-US"/>
+        </w:rPr>
+        <w:t xml:space="preserve">If have higher standard deviation </w:t>
+      </w:r>
+      <w:proofErr w:type="spellStart"/>
+      <w:r>
+        <w:rPr>
+          <w:lang w:val="en-US"/>
+        </w:rPr>
+        <w:t>its</w:t>
+      </w:r>
+      <w:proofErr w:type="spellEnd"/>
+      <w:r>
+        <w:rPr>
+          <w:lang w:val="en-US"/>
+        </w:rPr>
+        <w:t xml:space="preserve"> have higher variance.</w:t>
+      </w:r>
+    </w:p>
+    <w:p>
+      <w:pPr>
+        <w:rPr>
+          <w:lang w:val="en-US"/>
+        </w:rPr>
+      </w:pPr>
+    </w:p>
+    <w:p>
+      <w:pPr>
+        <w:rPr>
+          <w:lang w:val="en-US"/>
+        </w:rPr>
+      </w:pPr>
+    </w:p>
+    <w:p>
+      <w:r>
+        <w:t>4. QUARTILES, PERCENTILES &amp; IQR</w:t>
+      </w:r>
+      <w:r>
+        <w:t>:</w:t>
+      </w:r>
+    </w:p>
+    <w:p/>
+    <w:p>
+      <w:pPr>
+        <w:pStyle w:val="ListParagraph"/>
+        <w:numPr>
+          <w:ilvl w:val="0"/>
+          <w:numId w:val="8"/>
+        </w:numPr>
+        <w:rPr>
+          <w:lang w:val="en-US"/>
+        </w:rPr>
+      </w:pPr>
+      <w:r>
+        <w:t xml:space="preserve">Calculate </w:t>
+      </w:r>
+      <w:r>
+        <w:t>Q1</w:t>
+      </w:r>
+    </w:p>
+    <w:p>
+      <w:pPr>
+        <w:pStyle w:val="ListParagraph"/>
+        <w:numPr>
+          <w:ilvl w:val="0"/>
+          <w:numId w:val="9"/>
+        </w:numPr>
+        <w:rPr>
+          <w:lang w:val="en-US"/>
+        </w:rPr>
+      </w:pPr>
+      <w:r>
+        <w:t xml:space="preserve">Q1 IS </w:t>
       </w:r>
       <w:r>
         <w:rPr>
           <w:b/>
           <w:bCs/>
         </w:rPr>
-        <w:t>5393.35 Rs</w:t>
+        <w:t>3587.50 Rs</w:t>
       </w:r>
     </w:p>
     <w:p>
@@ -2443,7 +2581,7 @@
         </w:rPr>
       </w:pPr>
       <w:r>
-        <w:t>Is customer spending tightly concentrated or widely spread?</w:t>
+        <w:t>Calculate Q2</w:t>
       </w:r>
     </w:p>
     <w:p>
@@ -2458,274 +2596,14 @@
         </w:rPr>
       </w:pPr>
       <w:r>
-        <w:t>Customer spending is Widely Spread.</w:t>
-      </w:r>
-    </w:p>
-    <w:p>
-      <w:pPr>
-        <w:pStyle w:val="ListParagraph"/>
-        <w:numPr>
-          <w:ilvl w:val="0"/>
-          <w:numId w:val="8"/>
-        </w:numPr>
-        <w:rPr>
-          <w:lang w:val="en-US"/>
-        </w:rPr>
-      </w:pPr>
-      <w:r>
-        <w:t>What does the standard deviation tell you?</w:t>
-      </w:r>
-    </w:p>
-    <w:p>
-      <w:pPr>
-        <w:pStyle w:val="ListParagraph"/>
-        <w:numPr>
-          <w:ilvl w:val="0"/>
-          <w:numId w:val="9"/>
-        </w:numPr>
-        <w:rPr>
-          <w:lang w:val="en-US"/>
-        </w:rPr>
-      </w:pPr>
-      <w:r>
-        <w:rPr>
-          <w:lang w:val="en-US"/>
-        </w:rPr>
-        <w:t xml:space="preserve">Customer Spending shows more </w:t>
-      </w:r>
-      <w:proofErr w:type="gramStart"/>
-      <w:r>
-        <w:rPr>
-          <w:lang w:val="en-US"/>
-        </w:rPr>
-        <w:t>variance</w:t>
-      </w:r>
-      <w:proofErr w:type="gramEnd"/>
-      <w:r>
-        <w:rPr>
-          <w:lang w:val="en-US"/>
-        </w:rPr>
-        <w:t xml:space="preserve"> </w:t>
-      </w:r>
-      <w:proofErr w:type="gramStart"/>
-      <w:r>
-        <w:rPr>
-          <w:lang w:val="en-US"/>
-        </w:rPr>
-        <w:t>compare</w:t>
-      </w:r>
-      <w:proofErr w:type="gramEnd"/>
-      <w:r>
-        <w:rPr>
-          <w:lang w:val="en-US"/>
-        </w:rPr>
-        <w:t xml:space="preserve"> to mean </w:t>
-      </w:r>
-      <w:proofErr w:type="gramStart"/>
-      <w:r>
-        <w:rPr>
-          <w:lang w:val="en-US"/>
-        </w:rPr>
-        <w:t>vale</w:t>
-      </w:r>
-      <w:proofErr w:type="gramEnd"/>
-      <w:r>
-        <w:rPr>
-          <w:lang w:val="en-US"/>
-        </w:rPr>
-        <w:t>.</w:t>
-      </w:r>
-    </w:p>
-    <w:p>
-      <w:pPr>
-        <w:pStyle w:val="ListParagraph"/>
-        <w:numPr>
-          <w:ilvl w:val="0"/>
-          <w:numId w:val="8"/>
-        </w:numPr>
-        <w:rPr>
-          <w:lang w:val="en-US"/>
-        </w:rPr>
-      </w:pPr>
-      <w:r>
-        <w:t>Why is standard deviation easier to communicate than variance?</w:t>
-      </w:r>
-    </w:p>
-    <w:p>
-      <w:pPr>
-        <w:pStyle w:val="ListParagraph"/>
-        <w:numPr>
-          <w:ilvl w:val="0"/>
-          <w:numId w:val="9"/>
-        </w:numPr>
-        <w:rPr>
-          <w:lang w:val="en-US"/>
-        </w:rPr>
-      </w:pPr>
-      <w:r>
-        <w:rPr>
-          <w:lang w:val="en-US"/>
-        </w:rPr>
-        <w:t>Because Two Are Same Units.</w:t>
-      </w:r>
-    </w:p>
-    <w:p>
-      <w:pPr>
-        <w:pStyle w:val="ListParagraph"/>
-        <w:numPr>
-          <w:ilvl w:val="0"/>
-          <w:numId w:val="8"/>
-        </w:numPr>
-        <w:rPr>
-          <w:lang w:val="en-US"/>
-        </w:rPr>
-      </w:pPr>
-      <w:r>
-        <w:t>Does a high standard deviation necessarily mean the data is bad?</w:t>
-      </w:r>
-    </w:p>
-    <w:p>
-      <w:pPr>
-        <w:pStyle w:val="ListParagraph"/>
-        <w:numPr>
-          <w:ilvl w:val="0"/>
-          <w:numId w:val="9"/>
-        </w:numPr>
-        <w:rPr>
-          <w:lang w:val="en-US"/>
-        </w:rPr>
-      </w:pPr>
-      <w:r>
-        <w:rPr>
-          <w:lang w:val="en-US"/>
-        </w:rPr>
-        <w:t>No</w:t>
-      </w:r>
-    </w:p>
-    <w:p>
-      <w:pPr>
-        <w:pStyle w:val="ListParagraph"/>
-        <w:numPr>
-          <w:ilvl w:val="0"/>
-          <w:numId w:val="8"/>
-        </w:numPr>
-        <w:rPr>
-          <w:lang w:val="en-US"/>
-        </w:rPr>
-      </w:pPr>
-      <w:r>
-        <w:t>Business Question:</w:t>
-      </w:r>
-    </w:p>
-    <w:p>
-      <w:pPr>
-        <w:pStyle w:val="ListParagraph"/>
-        <w:numPr>
-          <w:ilvl w:val="0"/>
-          <w:numId w:val="9"/>
-        </w:numPr>
-        <w:rPr>
-          <w:lang w:val="en-US"/>
-        </w:rPr>
-      </w:pPr>
-      <w:r>
-        <w:rPr>
-          <w:lang w:val="en-US"/>
-        </w:rPr>
-        <w:t xml:space="preserve">If </w:t>
-      </w:r>
-      <w:proofErr w:type="gramStart"/>
-      <w:r>
-        <w:rPr>
-          <w:lang w:val="en-US"/>
-        </w:rPr>
-        <w:t>have</w:t>
-      </w:r>
-      <w:proofErr w:type="gramEnd"/>
-      <w:r>
-        <w:rPr>
-          <w:lang w:val="en-US"/>
-        </w:rPr>
-        <w:t xml:space="preserve"> higher standard deviation </w:t>
-      </w:r>
-      <w:proofErr w:type="spellStart"/>
-      <w:proofErr w:type="gramStart"/>
-      <w:r>
-        <w:rPr>
-          <w:lang w:val="en-US"/>
-        </w:rPr>
-        <w:t>its</w:t>
-      </w:r>
-      <w:proofErr w:type="spellEnd"/>
-      <w:proofErr w:type="gramEnd"/>
-      <w:r>
-        <w:rPr>
-          <w:lang w:val="en-US"/>
-        </w:rPr>
-        <w:t xml:space="preserve"> have higher variance.</w:t>
-      </w:r>
-    </w:p>
-    <w:p>
-      <w:pPr>
-        <w:rPr>
-          <w:lang w:val="en-US"/>
-        </w:rPr>
-      </w:pPr>
-    </w:p>
-    <w:p>
-      <w:pPr>
-        <w:rPr>
-          <w:lang w:val="en-US"/>
-        </w:rPr>
-      </w:pPr>
-    </w:p>
-    <w:p>
-      <w:r>
-        <w:t>4. QUARTILES, PERCENTILES &amp; IQR</w:t>
-      </w:r>
-      <w:r>
-        <w:t>:</w:t>
-      </w:r>
-    </w:p>
-    <w:p/>
-    <w:p>
-      <w:pPr>
-        <w:pStyle w:val="ListParagraph"/>
-        <w:numPr>
-          <w:ilvl w:val="0"/>
-          <w:numId w:val="8"/>
-        </w:numPr>
-        <w:rPr>
-          <w:lang w:val="en-US"/>
-        </w:rPr>
-      </w:pPr>
-      <w:r>
-        <w:t xml:space="preserve">Calculate </w:t>
-      </w:r>
-      <w:r>
-        <w:t>Q1</w:t>
-      </w:r>
-    </w:p>
-    <w:p>
-      <w:pPr>
-        <w:pStyle w:val="ListParagraph"/>
-        <w:numPr>
-          <w:ilvl w:val="0"/>
-          <w:numId w:val="9"/>
-        </w:numPr>
-        <w:rPr>
-          <w:lang w:val="en-US"/>
-        </w:rPr>
-      </w:pPr>
-      <w:r>
-        <w:t xml:space="preserve">Q1 IS </w:t>
+        <w:t xml:space="preserve">Q2 IS </w:t>
       </w:r>
       <w:r>
         <w:rPr>
           <w:b/>
           <w:bCs/>
         </w:rPr>
-        <w:t>3587.50 Rs</w:t>
+        <w:t>5500 Rs</w:t>
       </w:r>
     </w:p>
     <w:p>
@@ -2740,10 +2618,7 @@
         </w:rPr>
       </w:pPr>
       <w:r>
-        <w:t>Calculate Q</w:t>
-      </w:r>
-      <w:r>
-        <w:t>2</w:t>
+        <w:t>Calculate Q3</w:t>
       </w:r>
     </w:p>
     <w:p>
@@ -2758,14 +2633,14 @@
         </w:rPr>
       </w:pPr>
       <w:r>
-        <w:t xml:space="preserve">Q2 IS </w:t>
+        <w:t xml:space="preserve">Q3 IS </w:t>
       </w:r>
       <w:r>
         <w:rPr>
           <w:b/>
           <w:bCs/>
         </w:rPr>
-        <w:t>5500 Rs</w:t>
+        <w:t>8325 Rs</w:t>
       </w:r>
     </w:p>
     <w:p>
@@ -2780,32 +2655,29 @@
         </w:rPr>
       </w:pPr>
       <w:r>
-        <w:t>Calculate Q</w:t>
-      </w:r>
-      <w:r>
-        <w:t>3</w:t>
-      </w:r>
-    </w:p>
-    <w:p>
-      <w:pPr>
-        <w:pStyle w:val="ListParagraph"/>
-        <w:numPr>
-          <w:ilvl w:val="0"/>
-          <w:numId w:val="9"/>
-        </w:numPr>
-        <w:rPr>
-          <w:lang w:val="en-US"/>
-        </w:rPr>
-      </w:pPr>
-      <w:r>
-        <w:t xml:space="preserve">Q3 IS </w:t>
+        <w:t>Calculate IQR</w:t>
+      </w:r>
+    </w:p>
+    <w:p>
+      <w:pPr>
+        <w:pStyle w:val="ListParagraph"/>
+        <w:numPr>
+          <w:ilvl w:val="1"/>
+          <w:numId w:val="8"/>
+        </w:numPr>
+        <w:rPr>
+          <w:lang w:val="en-US"/>
+        </w:rPr>
+      </w:pPr>
+      <w:r>
+        <w:t xml:space="preserve">IQR IS </w:t>
       </w:r>
       <w:r>
         <w:rPr>
           <w:b/>
           <w:bCs/>
         </w:rPr>
-        <w:t>8325 Rs</w:t>
+        <w:t>4737.50 Rs</w:t>
       </w:r>
     </w:p>
     <w:p>
@@ -2820,44 +2692,29 @@
         </w:rPr>
       </w:pPr>
       <w:r>
-        <w:t>Calculate IQR</w:t>
-      </w:r>
-    </w:p>
-    <w:p>
-      <w:pPr>
-        <w:pStyle w:val="ListParagraph"/>
-        <w:numPr>
-          <w:ilvl w:val="1"/>
-          <w:numId w:val="8"/>
-        </w:numPr>
-        <w:rPr>
-          <w:lang w:val="en-US"/>
-        </w:rPr>
-      </w:pPr>
-      <w:r>
-        <w:t xml:space="preserve">IQR IS </w:t>
+        <w:t>Calculate P25, P50, P75 and P90</w:t>
+      </w:r>
+    </w:p>
+    <w:p>
+      <w:pPr>
+        <w:pStyle w:val="ListParagraph"/>
+        <w:numPr>
+          <w:ilvl w:val="0"/>
+          <w:numId w:val="12"/>
+        </w:numPr>
+        <w:rPr>
+          <w:lang w:val="en-US"/>
+        </w:rPr>
+      </w:pPr>
+      <w:r>
+        <w:t xml:space="preserve">P25 IS </w:t>
       </w:r>
       <w:r>
         <w:rPr>
           <w:b/>
           <w:bCs/>
         </w:rPr>
-        <w:t>4737.50 Rs</w:t>
-      </w:r>
-    </w:p>
-    <w:p>
-      <w:pPr>
-        <w:pStyle w:val="ListParagraph"/>
-        <w:numPr>
-          <w:ilvl w:val="0"/>
-          <w:numId w:val="8"/>
-        </w:numPr>
-        <w:rPr>
-          <w:lang w:val="en-US"/>
-        </w:rPr>
-      </w:pPr>
-      <w:r>
-        <w:t>Calculate P25, P50, P75 and P90</w:t>
+        <w:t>3587.50 Rs</w:t>
       </w:r>
     </w:p>
     <w:p>
@@ -2872,14 +2729,14 @@
         </w:rPr>
       </w:pPr>
       <w:r>
-        <w:t xml:space="preserve">P25 IS </w:t>
+        <w:t xml:space="preserve">P50 IS </w:t>
       </w:r>
       <w:r>
         <w:rPr>
           <w:b/>
           <w:bCs/>
         </w:rPr>
-        <w:t>3587.50 Rs</w:t>
+        <w:t>5500 Rs</w:t>
       </w:r>
     </w:p>
     <w:p>
@@ -2894,14 +2751,14 @@
         </w:rPr>
       </w:pPr>
       <w:r>
-        <w:t xml:space="preserve">P50 IS </w:t>
+        <w:t xml:space="preserve">P75 IS </w:t>
       </w:r>
       <w:r>
         <w:rPr>
           <w:b/>
           <w:bCs/>
         </w:rPr>
-        <w:t>5500 Rs</w:t>
+        <w:t>8325 Rs</w:t>
       </w:r>
     </w:p>
     <w:p>
@@ -2916,35 +2773,13 @@
         </w:rPr>
       </w:pPr>
       <w:r>
-        <w:t xml:space="preserve">P75 IS </w:t>
+        <w:t xml:space="preserve">P90 IS </w:t>
       </w:r>
       <w:r>
         <w:rPr>
           <w:b/>
           <w:bCs/>
         </w:rPr>
-        <w:t>8325 Rs</w:t>
-      </w:r>
-    </w:p>
-    <w:p>
-      <w:pPr>
-        <w:pStyle w:val="ListParagraph"/>
-        <w:numPr>
-          <w:ilvl w:val="0"/>
-          <w:numId w:val="12"/>
-        </w:numPr>
-        <w:rPr>
-          <w:lang w:val="en-US"/>
-        </w:rPr>
-      </w:pPr>
-      <w:r>
-        <w:t xml:space="preserve">P90 IS </w:t>
-      </w:r>
-      <w:r>
-        <w:rPr>
-          <w:b/>
-          <w:bCs/>
-        </w:rPr>
         <w:t>12650 Rs</w:t>
       </w:r>
     </w:p>
@@ -3598,11 +3433,9 @@
           <w:lang w:val="en-US"/>
         </w:rPr>
       </w:pPr>
-      <w:proofErr w:type="gramStart"/>
       <w:r>
         <w:t>right-skewed</w:t>
       </w:r>
-      <w:proofErr w:type="gramEnd"/>
     </w:p>
     <w:p>
       <w:pPr>
@@ -3694,13 +3527,8 @@
         </w:rPr>
       </w:pPr>
       <w:r>
-        <w:t xml:space="preserve">It appears </w:t>
-      </w:r>
-      <w:proofErr w:type="gramStart"/>
-      <w:r>
-        <w:t>right-skewed</w:t>
-      </w:r>
-      <w:proofErr w:type="gramEnd"/>
+        <w:t>It appears right-skewed</w:t>
+      </w:r>
     </w:p>
     <w:p>
       <w:pPr>
@@ -3735,15 +3563,7 @@
         <w:t>Yes,</w:t>
       </w:r>
       <w:r>
-        <w:t xml:space="preserve"> </w:t>
-      </w:r>
-      <w:proofErr w:type="gramStart"/>
-      <w:r>
-        <w:t>Some</w:t>
-      </w:r>
-      <w:proofErr w:type="gramEnd"/>
-      <w:r>
-        <w:t xml:space="preserve"> customers spend much more than most customers, especially above ₹15,000</w:t>
+        <w:t xml:space="preserve"> Some customers spend much more than most customers, especially above ₹15,000</w:t>
       </w:r>
     </w:p>
     <w:p>
@@ -3897,11 +3717,1276 @@
       </w:r>
     </w:p>
     <w:p>
-      <w:pPr>
-        <w:rPr>
-          <w:lang w:val="en-US"/>
-        </w:rPr>
-      </w:pPr>
+      <w:r>
+        <w:t>7. SKEWNESS &amp; KURTOSIS AWARENESS</w:t>
+      </w:r>
+    </w:p>
+    <w:p>
+      <w:pPr>
+        <w:pStyle w:val="ListParagraph"/>
+        <w:numPr>
+          <w:ilvl w:val="0"/>
+          <w:numId w:val="8"/>
+        </w:numPr>
+        <w:rPr>
+          <w:lang w:val="en-US"/>
+        </w:rPr>
+      </w:pPr>
+      <w:proofErr w:type="spellStart"/>
+      <w:r>
+        <w:t>Order_Value</w:t>
+      </w:r>
+      <w:proofErr w:type="spellEnd"/>
+      <w:r>
+        <w:t xml:space="preserve"> distribution is symmetric, right-skewed or left-skewed.</w:t>
+      </w:r>
+    </w:p>
+    <w:p>
+      <w:pPr>
+        <w:pStyle w:val="ListParagraph"/>
+        <w:numPr>
+          <w:ilvl w:val="0"/>
+          <w:numId w:val="18"/>
+        </w:numPr>
+        <w:rPr>
+          <w:lang w:val="en-US"/>
+        </w:rPr>
+      </w:pPr>
+      <w:r>
+        <w:t xml:space="preserve">The </w:t>
+      </w:r>
+      <w:proofErr w:type="spellStart"/>
+      <w:r>
+        <w:t>Order_Value</w:t>
+      </w:r>
+      <w:proofErr w:type="spellEnd"/>
+      <w:r>
+        <w:t xml:space="preserve"> distribution is Right-Skewed.</w:t>
+      </w:r>
+    </w:p>
+    <w:p>
+      <w:pPr>
+        <w:pStyle w:val="ListParagraph"/>
+        <w:numPr>
+          <w:ilvl w:val="0"/>
+          <w:numId w:val="8"/>
+        </w:numPr>
+        <w:rPr>
+          <w:lang w:val="en-US"/>
+        </w:rPr>
+      </w:pPr>
+      <w:r>
+        <w:t>Explain what the skewness tells you about customer spending.</w:t>
+      </w:r>
+    </w:p>
+    <w:p>
+      <w:pPr>
+        <w:pStyle w:val="ListParagraph"/>
+        <w:numPr>
+          <w:ilvl w:val="0"/>
+          <w:numId w:val="18"/>
+        </w:numPr>
+        <w:rPr>
+          <w:lang w:val="en-US"/>
+        </w:rPr>
+      </w:pPr>
+      <w:r>
+        <w:t>that most customers have lower or medium spending, few customers have very high spending.</w:t>
+      </w:r>
+    </w:p>
+    <w:p>
+      <w:pPr>
+        <w:pStyle w:val="ListParagraph"/>
+        <w:numPr>
+          <w:ilvl w:val="0"/>
+          <w:numId w:val="8"/>
+        </w:numPr>
+        <w:rPr>
+          <w:lang w:val="en-US"/>
+        </w:rPr>
+      </w:pPr>
+      <w:r>
+        <w:t>Check the kurtosis using Python.</w:t>
+      </w:r>
+    </w:p>
+    <w:p>
+      <w:pPr>
+        <w:pStyle w:val="ListParagraph"/>
+        <w:numPr>
+          <w:ilvl w:val="0"/>
+          <w:numId w:val="18"/>
+        </w:numPr>
+        <w:rPr>
+          <w:lang w:val="en-US"/>
+        </w:rPr>
+      </w:pPr>
+      <w:r>
+        <w:rPr>
+          <w:lang w:val="en-US"/>
+        </w:rPr>
+        <w:t xml:space="preserve">I Using excel To </w:t>
+      </w:r>
+      <w:r>
+        <w:t>KURTOSIS IS 6.393</w:t>
+      </w:r>
+    </w:p>
+    <w:p>
+      <w:pPr>
+        <w:pStyle w:val="ListParagraph"/>
+        <w:numPr>
+          <w:ilvl w:val="0"/>
+          <w:numId w:val="8"/>
+        </w:numPr>
+        <w:rPr>
+          <w:lang w:val="en-US"/>
+        </w:rPr>
+      </w:pPr>
+      <w:r>
+        <w:t>State whether the distribution shows heavier or lighter tails compared with a normal distribution.</w:t>
+      </w:r>
+    </w:p>
+    <w:p>
+      <w:pPr>
+        <w:pStyle w:val="ListParagraph"/>
+        <w:numPr>
+          <w:ilvl w:val="0"/>
+          <w:numId w:val="18"/>
+        </w:numPr>
+        <w:rPr>
+          <w:lang w:val="en-US"/>
+        </w:rPr>
+      </w:pPr>
+      <w:r>
+        <w:t>The distribution shows relatively heavier tails compared with a normal distribution.</w:t>
+      </w:r>
+    </w:p>
+    <w:p>
+      <w:pPr>
+        <w:pStyle w:val="ListParagraph"/>
+        <w:numPr>
+          <w:ilvl w:val="0"/>
+          <w:numId w:val="8"/>
+        </w:numPr>
+        <w:rPr>
+          <w:lang w:val="en-US"/>
+        </w:rPr>
+      </w:pPr>
+      <w:r>
+        <w:t>Business Interpretation</w:t>
+      </w:r>
+    </w:p>
+    <w:p>
+      <w:pPr>
+        <w:pStyle w:val="ListParagraph"/>
+        <w:numPr>
+          <w:ilvl w:val="0"/>
+          <w:numId w:val="18"/>
+        </w:numPr>
+        <w:rPr>
+          <w:lang w:val="en-US"/>
+        </w:rPr>
+      </w:pPr>
+      <w:r>
+        <w:t>Most customers make small or medium-value purchases, while a few customers make very high-value purchases. This creates a right-skewed distribution.</w:t>
+      </w:r>
+    </w:p>
+    <w:p/>
+    <w:p/>
+    <w:p>
+      <w:r>
+        <w:t>8. PROBABILITY</w:t>
+      </w:r>
+    </w:p>
+    <w:p>
+      <w:pPr>
+        <w:pStyle w:val="ListParagraph"/>
+        <w:numPr>
+          <w:ilvl w:val="0"/>
+          <w:numId w:val="8"/>
+        </w:numPr>
+        <w:rPr>
+          <w:lang w:val="en-US"/>
+        </w:rPr>
+      </w:pPr>
+      <w:r>
+        <w:t>Probability that a randomly selected customer is a Repeat Customer</w:t>
+      </w:r>
+    </w:p>
+    <w:p>
+      <w:pPr>
+        <w:pStyle w:val="ListParagraph"/>
+        <w:numPr>
+          <w:ilvl w:val="0"/>
+          <w:numId w:val="18"/>
+        </w:numPr>
+        <w:rPr>
+          <w:lang w:val="en-US"/>
+        </w:rPr>
+      </w:pPr>
+      <w:r>
+        <w:t>PROBABILITY IS 0.32 OR 32%</w:t>
+      </w:r>
+    </w:p>
+    <w:p>
+      <w:pPr>
+        <w:pStyle w:val="ListParagraph"/>
+        <w:numPr>
+          <w:ilvl w:val="0"/>
+          <w:numId w:val="18"/>
+        </w:numPr>
+        <w:rPr>
+          <w:lang w:val="en-US"/>
+        </w:rPr>
+      </w:pPr>
+      <w:r>
+        <w:t>There is a 32% probability that a randomly selected customer is a Repeat Customer.</w:t>
+      </w:r>
+    </w:p>
+    <w:p>
+      <w:pPr>
+        <w:pStyle w:val="ListParagraph"/>
+        <w:numPr>
+          <w:ilvl w:val="0"/>
+          <w:numId w:val="8"/>
+        </w:numPr>
+        <w:rPr>
+          <w:lang w:val="en-US"/>
+        </w:rPr>
+      </w:pPr>
+      <w:r>
+        <w:t>Probability that an order has a discount greater than 20%.</w:t>
+      </w:r>
+    </w:p>
+    <w:p>
+      <w:pPr>
+        <w:pStyle w:val="ListParagraph"/>
+        <w:numPr>
+          <w:ilvl w:val="0"/>
+          <w:numId w:val="19"/>
+        </w:numPr>
+        <w:rPr>
+          <w:lang w:val="en-US"/>
+        </w:rPr>
+      </w:pPr>
+      <w:r>
+        <w:rPr>
+          <w:lang w:val="en-US"/>
+        </w:rPr>
+        <w:t>PROBABILITY IS 0.28 OR 28%</w:t>
+      </w:r>
+    </w:p>
+    <w:p>
+      <w:pPr>
+        <w:pStyle w:val="ListParagraph"/>
+        <w:numPr>
+          <w:ilvl w:val="0"/>
+          <w:numId w:val="19"/>
+        </w:numPr>
+        <w:rPr>
+          <w:lang w:val="en-US"/>
+        </w:rPr>
+      </w:pPr>
+      <w:r>
+        <w:t>There is a 28% probability that a randomly selected order has a discount greater than 20%.</w:t>
+      </w:r>
+    </w:p>
+    <w:p>
+      <w:pPr>
+        <w:pStyle w:val="ListParagraph"/>
+        <w:numPr>
+          <w:ilvl w:val="0"/>
+          <w:numId w:val="8"/>
+        </w:numPr>
+        <w:rPr>
+          <w:lang w:val="en-US"/>
+        </w:rPr>
+      </w:pPr>
+      <w:r>
+        <w:t>Probability that an order takes more than 5 days to deliver.</w:t>
+      </w:r>
+    </w:p>
+    <w:p>
+      <w:pPr>
+        <w:pStyle w:val="ListParagraph"/>
+        <w:numPr>
+          <w:ilvl w:val="0"/>
+          <w:numId w:val="20"/>
+        </w:numPr>
+        <w:rPr>
+          <w:lang w:val="en-US"/>
+        </w:rPr>
+      </w:pPr>
+      <w:r>
+        <w:rPr>
+          <w:lang w:val="en-US"/>
+        </w:rPr>
+        <w:t>PROBABILITY IS 0.10 OR 10%</w:t>
+      </w:r>
+    </w:p>
+    <w:p>
+      <w:pPr>
+        <w:pStyle w:val="ListParagraph"/>
+        <w:numPr>
+          <w:ilvl w:val="0"/>
+          <w:numId w:val="20"/>
+        </w:numPr>
+        <w:rPr>
+          <w:lang w:val="en-US"/>
+        </w:rPr>
+      </w:pPr>
+      <w:r>
+        <w:t>There is a 10% probability that a randomly selected order takes more than 5 days to deliver.</w:t>
+      </w:r>
+    </w:p>
+    <w:p/>
+    <w:p/>
+    <w:p>
+      <w:r>
+        <w:t>9. CONDITIONAL PROBABILITY</w:t>
+      </w:r>
+    </w:p>
+    <w:p>
+      <w:pPr>
+        <w:pStyle w:val="ListParagraph"/>
+        <w:numPr>
+          <w:ilvl w:val="0"/>
+          <w:numId w:val="8"/>
+        </w:numPr>
+        <w:rPr>
+          <w:lang w:val="en-US"/>
+        </w:rPr>
+      </w:pPr>
+      <w:r>
+        <w:t xml:space="preserve">Repeat Customer given </w:t>
+      </w:r>
+      <w:proofErr w:type="spellStart"/>
+      <w:r>
+        <w:t>Order_Value</w:t>
+      </w:r>
+      <w:proofErr w:type="spellEnd"/>
+      <w:r>
+        <w:t xml:space="preserve"> &gt; ₹5,000</w:t>
+      </w:r>
+    </w:p>
+    <w:p>
+      <w:pPr>
+        <w:pStyle w:val="ListParagraph"/>
+        <w:numPr>
+          <w:ilvl w:val="0"/>
+          <w:numId w:val="21"/>
+        </w:numPr>
+        <w:rPr>
+          <w:lang w:val="en-US"/>
+        </w:rPr>
+      </w:pPr>
+      <w:r>
+        <w:t>PROBABILITY IS 46.43%</w:t>
+      </w:r>
+    </w:p>
+    <w:p>
+      <w:pPr>
+        <w:pStyle w:val="ListParagraph"/>
+        <w:numPr>
+          <w:ilvl w:val="0"/>
+          <w:numId w:val="8"/>
+        </w:numPr>
+        <w:rPr>
+          <w:lang w:val="en-US"/>
+        </w:rPr>
+      </w:pPr>
+      <w:r>
+        <w:t>Calculate the overall probability of being a Repeat Customer.</w:t>
+      </w:r>
+    </w:p>
+    <w:p>
+      <w:pPr>
+        <w:pStyle w:val="ListParagraph"/>
+        <w:numPr>
+          <w:ilvl w:val="0"/>
+          <w:numId w:val="21"/>
+        </w:numPr>
+        <w:rPr>
+          <w:lang w:val="en-US"/>
+        </w:rPr>
+      </w:pPr>
+      <w:r>
+        <w:t>OVERALL PROBABILITY IS 32%</w:t>
+      </w:r>
+    </w:p>
+    <w:p>
+      <w:pPr>
+        <w:pStyle w:val="ListParagraph"/>
+        <w:numPr>
+          <w:ilvl w:val="0"/>
+          <w:numId w:val="8"/>
+        </w:numPr>
+        <w:rPr>
+          <w:lang w:val="en-US"/>
+        </w:rPr>
+      </w:pPr>
+      <w:r>
+        <w:t>Compare the two probabilities.</w:t>
+      </w:r>
+    </w:p>
+    <w:p>
+      <w:pPr>
+        <w:pStyle w:val="ListParagraph"/>
+        <w:numPr>
+          <w:ilvl w:val="0"/>
+          <w:numId w:val="21"/>
+        </w:numPr>
+        <w:rPr>
+          <w:lang w:val="en-US"/>
+        </w:rPr>
+      </w:pPr>
+      <w:r>
+        <w:rPr>
+          <w:lang w:val="en-US"/>
+        </w:rPr>
+        <w:t>Conditional Probability is 46.43% and Overall Probability is 32%.</w:t>
+      </w:r>
+    </w:p>
+    <w:p>
+      <w:pPr>
+        <w:pStyle w:val="ListParagraph"/>
+        <w:numPr>
+          <w:ilvl w:val="0"/>
+          <w:numId w:val="8"/>
+        </w:numPr>
+        <w:rPr>
+          <w:lang w:val="en-US"/>
+        </w:rPr>
+      </w:pPr>
+      <w:r>
+        <w:t>Which probability is higher?</w:t>
+      </w:r>
+    </w:p>
+    <w:p>
+      <w:pPr>
+        <w:pStyle w:val="ListParagraph"/>
+        <w:numPr>
+          <w:ilvl w:val="0"/>
+          <w:numId w:val="21"/>
+        </w:numPr>
+        <w:rPr>
+          <w:lang w:val="en-US"/>
+        </w:rPr>
+      </w:pPr>
+      <w:r>
+        <w:rPr>
+          <w:lang w:val="en-US"/>
+        </w:rPr>
+        <w:t>Conditional Probability is higher.</w:t>
+      </w:r>
+    </w:p>
+    <w:p>
+      <w:pPr>
+        <w:pStyle w:val="ListParagraph"/>
+        <w:numPr>
+          <w:ilvl w:val="0"/>
+          <w:numId w:val="8"/>
+        </w:numPr>
+        <w:rPr>
+          <w:lang w:val="en-US"/>
+        </w:rPr>
+      </w:pPr>
+      <w:r>
+        <w:t>What does the difference suggest?</w:t>
+      </w:r>
+    </w:p>
+    <w:p>
+      <w:pPr>
+        <w:pStyle w:val="ListParagraph"/>
+        <w:numPr>
+          <w:ilvl w:val="0"/>
+          <w:numId w:val="21"/>
+        </w:numPr>
+        <w:rPr>
+          <w:lang w:val="en-US"/>
+        </w:rPr>
+      </w:pPr>
+      <w:proofErr w:type="spellStart"/>
+      <w:r>
+        <w:t>Order_Value</w:t>
+      </w:r>
+      <w:proofErr w:type="spellEnd"/>
+      <w:r>
+        <w:t xml:space="preserve"> greater than ₹5,000 have a higher chance of being Repeat Customers.</w:t>
+      </w:r>
+    </w:p>
+    <w:p>
+      <w:pPr>
+        <w:pStyle w:val="ListParagraph"/>
+        <w:numPr>
+          <w:ilvl w:val="0"/>
+          <w:numId w:val="8"/>
+        </w:numPr>
+        <w:rPr>
+          <w:lang w:val="en-US"/>
+        </w:rPr>
+      </w:pPr>
+      <w:r>
+        <w:t>Does this prove that high spending causes repeat purchases?</w:t>
+      </w:r>
+    </w:p>
+    <w:p>
+      <w:pPr>
+        <w:pStyle w:val="ListParagraph"/>
+        <w:numPr>
+          <w:ilvl w:val="0"/>
+          <w:numId w:val="21"/>
+        </w:numPr>
+        <w:rPr>
+          <w:lang w:val="en-US"/>
+        </w:rPr>
+      </w:pPr>
+      <w:r>
+        <w:rPr>
+          <w:lang w:val="en-US"/>
+        </w:rPr>
+        <w:t>No</w:t>
+      </w:r>
+    </w:p>
+    <w:p>
+      <w:pPr>
+        <w:pStyle w:val="ListParagraph"/>
+        <w:numPr>
+          <w:ilvl w:val="0"/>
+          <w:numId w:val="8"/>
+        </w:numPr>
+        <w:rPr>
+          <w:lang w:val="en-US"/>
+        </w:rPr>
+      </w:pPr>
+      <w:r>
+        <w:t xml:space="preserve">Give one possible factor other than </w:t>
+      </w:r>
+      <w:proofErr w:type="spellStart"/>
+      <w:r>
+        <w:t>Order_Value</w:t>
+      </w:r>
+      <w:proofErr w:type="spellEnd"/>
+      <w:r>
+        <w:t xml:space="preserve"> that could influence repeat purchasing.</w:t>
+      </w:r>
+    </w:p>
+    <w:p>
+      <w:pPr>
+        <w:pStyle w:val="ListParagraph"/>
+        <w:numPr>
+          <w:ilvl w:val="0"/>
+          <w:numId w:val="21"/>
+        </w:numPr>
+        <w:rPr>
+          <w:lang w:val="en-US"/>
+        </w:rPr>
+      </w:pPr>
+      <w:r>
+        <w:t>Customer satisfaction can influence repeat purchasing.</w:t>
+      </w:r>
+    </w:p>
+    <w:p/>
+    <w:p/>
+    <w:p>
+      <w:r>
+        <w:lastRenderedPageBreak/>
+        <w:t>10. RANDOM VARIABLES</w:t>
+      </w:r>
+    </w:p>
+    <w:p>
+      <w:pPr>
+        <w:pStyle w:val="ListParagraph"/>
+        <w:numPr>
+          <w:ilvl w:val="0"/>
+          <w:numId w:val="8"/>
+        </w:numPr>
+        <w:rPr>
+          <w:lang w:val="en-US"/>
+        </w:rPr>
+      </w:pPr>
+      <w:r>
+        <w:t>Identify two discrete random variables from the dataset.</w:t>
+      </w:r>
+    </w:p>
+    <w:p>
+      <w:pPr>
+        <w:pStyle w:val="ListParagraph"/>
+        <w:numPr>
+          <w:ilvl w:val="0"/>
+          <w:numId w:val="21"/>
+        </w:numPr>
+        <w:rPr>
+          <w:lang w:val="en-US"/>
+        </w:rPr>
+      </w:pPr>
+      <w:proofErr w:type="spellStart"/>
+      <w:r>
+        <w:t>Items_Purchased</w:t>
+      </w:r>
+      <w:proofErr w:type="spellEnd"/>
+    </w:p>
+    <w:p>
+      <w:pPr>
+        <w:pStyle w:val="ListParagraph"/>
+        <w:numPr>
+          <w:ilvl w:val="0"/>
+          <w:numId w:val="21"/>
+        </w:numPr>
+        <w:rPr>
+          <w:lang w:val="en-US"/>
+        </w:rPr>
+      </w:pPr>
+      <w:proofErr w:type="spellStart"/>
+      <w:r>
+        <w:t>Delivery_Days</w:t>
+      </w:r>
+      <w:proofErr w:type="spellEnd"/>
+    </w:p>
+    <w:p>
+      <w:pPr>
+        <w:pStyle w:val="ListParagraph"/>
+        <w:numPr>
+          <w:ilvl w:val="0"/>
+          <w:numId w:val="8"/>
+        </w:numPr>
+        <w:rPr>
+          <w:lang w:val="en-US"/>
+        </w:rPr>
+      </w:pPr>
+      <w:r>
+        <w:t>Identify two continuous random variables from the dataset.</w:t>
+      </w:r>
+    </w:p>
+    <w:p>
+      <w:pPr>
+        <w:pStyle w:val="ListParagraph"/>
+        <w:numPr>
+          <w:ilvl w:val="0"/>
+          <w:numId w:val="22"/>
+        </w:numPr>
+        <w:rPr>
+          <w:lang w:val="en-US"/>
+        </w:rPr>
+      </w:pPr>
+      <w:proofErr w:type="spellStart"/>
+      <w:r>
+        <w:t>Order_Value</w:t>
+      </w:r>
+      <w:proofErr w:type="spellEnd"/>
+    </w:p>
+    <w:p>
+      <w:pPr>
+        <w:pStyle w:val="ListParagraph"/>
+        <w:numPr>
+          <w:ilvl w:val="0"/>
+          <w:numId w:val="22"/>
+        </w:numPr>
+        <w:rPr>
+          <w:lang w:val="en-US"/>
+        </w:rPr>
+      </w:pPr>
+      <w:proofErr w:type="spellStart"/>
+      <w:r>
+        <w:t>Marketing_Spend</w:t>
+      </w:r>
+      <w:proofErr w:type="spellEnd"/>
+    </w:p>
+    <w:p>
+      <w:pPr>
+        <w:pStyle w:val="ListParagraph"/>
+        <w:numPr>
+          <w:ilvl w:val="0"/>
+          <w:numId w:val="8"/>
+        </w:numPr>
+        <w:rPr>
+          <w:lang w:val="en-US"/>
+        </w:rPr>
+      </w:pPr>
+      <w:r>
+        <w:t>Explain why you classified each variable that way.</w:t>
+      </w:r>
+    </w:p>
+    <w:p>
+      <w:pPr>
+        <w:pStyle w:val="ListParagraph"/>
+        <w:numPr>
+          <w:ilvl w:val="0"/>
+          <w:numId w:val="23"/>
+        </w:numPr>
+        <w:rPr>
+          <w:lang w:val="en-US"/>
+        </w:rPr>
+      </w:pPr>
+      <w:proofErr w:type="spellStart"/>
+      <w:r>
+        <w:t>Items_Purchased</w:t>
+      </w:r>
+      <w:proofErr w:type="spellEnd"/>
+      <w:r>
+        <w:t xml:space="preserve"> and </w:t>
+      </w:r>
+      <w:proofErr w:type="spellStart"/>
+      <w:r>
+        <w:t>Delivery_Days</w:t>
+      </w:r>
+      <w:proofErr w:type="spellEnd"/>
+      <w:r>
+        <w:t xml:space="preserve"> are discrete because they take countable whole number values.</w:t>
+      </w:r>
+    </w:p>
+    <w:p>
+      <w:pPr>
+        <w:pStyle w:val="ListParagraph"/>
+        <w:numPr>
+          <w:ilvl w:val="0"/>
+          <w:numId w:val="23"/>
+        </w:numPr>
+        <w:rPr>
+          <w:lang w:val="en-US"/>
+        </w:rPr>
+      </w:pPr>
+      <w:proofErr w:type="spellStart"/>
+      <w:r>
+        <w:rPr>
+          <w:lang w:val="en-US"/>
+        </w:rPr>
+        <w:t>Order_Value</w:t>
+      </w:r>
+      <w:proofErr w:type="spellEnd"/>
+      <w:r>
+        <w:rPr>
+          <w:lang w:val="en-US"/>
+        </w:rPr>
+        <w:t xml:space="preserve"> and </w:t>
+      </w:r>
+      <w:proofErr w:type="spellStart"/>
+      <w:r>
+        <w:rPr>
+          <w:lang w:val="en-US"/>
+        </w:rPr>
+        <w:t>Marketing_Spend</w:t>
+      </w:r>
+      <w:proofErr w:type="spellEnd"/>
+      <w:r>
+        <w:rPr>
+          <w:lang w:val="en-US"/>
+        </w:rPr>
+        <w:t xml:space="preserve"> are continuous because their values can be measured and can take different values.</w:t>
+      </w:r>
+    </w:p>
+    <w:p>
+      <w:pPr>
+        <w:pStyle w:val="ListParagraph"/>
+        <w:numPr>
+          <w:ilvl w:val="0"/>
+          <w:numId w:val="8"/>
+        </w:numPr>
+        <w:rPr>
+          <w:lang w:val="en-US"/>
+        </w:rPr>
+      </w:pPr>
+      <w:r>
+        <w:t xml:space="preserve">Define X = </w:t>
+      </w:r>
+      <w:proofErr w:type="spellStart"/>
+      <w:r>
+        <w:t>Order_Value</w:t>
+      </w:r>
+      <w:proofErr w:type="spellEnd"/>
+      <w:r>
+        <w:t xml:space="preserve"> of the selected customer. Explain what possible values X can take.</w:t>
+      </w:r>
+    </w:p>
+    <w:p>
+      <w:pPr>
+        <w:pStyle w:val="ListParagraph"/>
+        <w:numPr>
+          <w:ilvl w:val="0"/>
+          <w:numId w:val="24"/>
+        </w:numPr>
+        <w:rPr>
+          <w:lang w:val="en-US"/>
+        </w:rPr>
+      </w:pPr>
+      <w:r>
+        <w:t xml:space="preserve">X represents the </w:t>
+      </w:r>
+      <w:proofErr w:type="spellStart"/>
+      <w:r>
+        <w:t>Order_Value</w:t>
+      </w:r>
+      <w:proofErr w:type="spellEnd"/>
+      <w:r>
+        <w:t xml:space="preserve"> of a randomly selected customer.</w:t>
+      </w:r>
+    </w:p>
+    <w:p>
+      <w:pPr>
+        <w:pStyle w:val="ListParagraph"/>
+        <w:numPr>
+          <w:ilvl w:val="0"/>
+          <w:numId w:val="24"/>
+        </w:numPr>
+        <w:rPr>
+          <w:lang w:val="en-US"/>
+        </w:rPr>
+      </w:pPr>
+      <w:r>
+        <w:t xml:space="preserve">X can take any </w:t>
+      </w:r>
+      <w:proofErr w:type="spellStart"/>
+      <w:r>
+        <w:t>Order_Value</w:t>
+      </w:r>
+      <w:proofErr w:type="spellEnd"/>
+      <w:r>
+        <w:t xml:space="preserve"> from the dataset,</w:t>
+      </w:r>
+    </w:p>
+    <w:p>
+      <w:pPr>
+        <w:pStyle w:val="ListParagraph"/>
+        <w:numPr>
+          <w:ilvl w:val="0"/>
+          <w:numId w:val="24"/>
+        </w:numPr>
+        <w:rPr>
+          <w:lang w:val="en-US"/>
+        </w:rPr>
+      </w:pPr>
+      <w:r>
+        <w:t xml:space="preserve"> such as 850 Rs, 1200 Rs, 2350 Rs, 5500 Rs, 18000 Rs or 30000 Rs.</w:t>
+      </w:r>
+    </w:p>
+    <w:p>
+      <w:pPr>
+        <w:pStyle w:val="ListParagraph"/>
+        <w:numPr>
+          <w:ilvl w:val="0"/>
+          <w:numId w:val="8"/>
+        </w:numPr>
+        <w:rPr>
+          <w:lang w:val="en-US"/>
+        </w:rPr>
+      </w:pPr>
+      <w:r>
+        <w:t xml:space="preserve">Define Y = </w:t>
+      </w:r>
+      <w:proofErr w:type="spellStart"/>
+      <w:r>
+        <w:t>Items_Purchased</w:t>
+      </w:r>
+      <w:proofErr w:type="spellEnd"/>
+      <w:r>
+        <w:t>. Explain how Y differs from X as a random variable.</w:t>
+      </w:r>
+    </w:p>
+    <w:p>
+      <w:pPr>
+        <w:pStyle w:val="ListParagraph"/>
+        <w:numPr>
+          <w:ilvl w:val="0"/>
+          <w:numId w:val="25"/>
+        </w:numPr>
+        <w:rPr>
+          <w:lang w:val="en-US"/>
+        </w:rPr>
+      </w:pPr>
+      <w:r>
+        <w:t>Y represents the number of items purchased by a customer.</w:t>
+      </w:r>
+    </w:p>
+    <w:p>
+      <w:pPr>
+        <w:pStyle w:val="ListParagraph"/>
+        <w:numPr>
+          <w:ilvl w:val="0"/>
+          <w:numId w:val="25"/>
+        </w:numPr>
+        <w:rPr>
+          <w:lang w:val="en-US"/>
+        </w:rPr>
+      </w:pPr>
+      <w:r>
+        <w:t xml:space="preserve">Y takes countable whole number values, while X represents the customer </w:t>
+      </w:r>
+      <w:proofErr w:type="spellStart"/>
+      <w:r>
+        <w:t>Order_Value</w:t>
+      </w:r>
+      <w:proofErr w:type="spellEnd"/>
+      <w:r>
+        <w:t>.</w:t>
+      </w:r>
+    </w:p>
+    <w:p>
+      <w:pPr>
+        <w:rPr>
+          <w:lang w:val="en-US"/>
+        </w:rPr>
+      </w:pPr>
+    </w:p>
+    <w:p>
+      <w:r>
+        <w:t>11. SAMPLING &amp; SAMPLING BIAS</w:t>
+      </w:r>
+    </w:p>
+    <w:p>
+      <w:pPr>
+        <w:pStyle w:val="ListParagraph"/>
+        <w:numPr>
+          <w:ilvl w:val="0"/>
+          <w:numId w:val="8"/>
+        </w:numPr>
+        <w:rPr>
+          <w:lang w:val="en-US"/>
+        </w:rPr>
+      </w:pPr>
+      <w:r>
+        <w:t>How would you select the sample?</w:t>
+      </w:r>
+    </w:p>
+    <w:p>
+      <w:pPr>
+        <w:pStyle w:val="ListParagraph"/>
+        <w:numPr>
+          <w:ilvl w:val="0"/>
+          <w:numId w:val="26"/>
+        </w:numPr>
+        <w:rPr>
+          <w:lang w:val="en-US"/>
+        </w:rPr>
+      </w:pPr>
+      <w:r>
+        <w:rPr>
+          <w:lang w:val="en-US"/>
+        </w:rPr>
+        <w:t>I would randomly select 500 customers from the 50,000 customers.</w:t>
+      </w:r>
+    </w:p>
+    <w:p>
+      <w:pPr>
+        <w:pStyle w:val="ListParagraph"/>
+        <w:numPr>
+          <w:ilvl w:val="0"/>
+          <w:numId w:val="8"/>
+        </w:numPr>
+        <w:rPr>
+          <w:lang w:val="en-US"/>
+        </w:rPr>
+      </w:pPr>
+      <w:r>
+        <w:t>Would you use probability or non-probability sampling?</w:t>
+      </w:r>
+    </w:p>
+    <w:p>
+      <w:pPr>
+        <w:pStyle w:val="ListParagraph"/>
+        <w:numPr>
+          <w:ilvl w:val="0"/>
+          <w:numId w:val="26"/>
+        </w:numPr>
+        <w:rPr>
+          <w:lang w:val="en-US"/>
+        </w:rPr>
+      </w:pPr>
+      <w:r>
+        <w:t>I would use Probability Sampling.</w:t>
+      </w:r>
+    </w:p>
+    <w:p>
+      <w:pPr>
+        <w:pStyle w:val="ListParagraph"/>
+        <w:numPr>
+          <w:ilvl w:val="0"/>
+          <w:numId w:val="8"/>
+        </w:numPr>
+        <w:rPr>
+          <w:lang w:val="en-US"/>
+        </w:rPr>
+      </w:pPr>
+      <w:r>
+        <w:t>Which sampling technique would you recommend?</w:t>
+      </w:r>
+    </w:p>
+    <w:p>
+      <w:pPr>
+        <w:pStyle w:val="ListParagraph"/>
+        <w:numPr>
+          <w:ilvl w:val="0"/>
+          <w:numId w:val="26"/>
+        </w:numPr>
+        <w:rPr>
+          <w:lang w:val="en-US"/>
+        </w:rPr>
+      </w:pPr>
+      <w:r>
+        <w:t>I recommend Simple Random Sampling.</w:t>
+      </w:r>
+    </w:p>
+    <w:p>
+      <w:pPr>
+        <w:pStyle w:val="ListParagraph"/>
+        <w:numPr>
+          <w:ilvl w:val="0"/>
+          <w:numId w:val="8"/>
+        </w:numPr>
+        <w:rPr>
+          <w:lang w:val="en-US"/>
+        </w:rPr>
+      </w:pPr>
+      <w:r>
+        <w:t>Why?</w:t>
+      </w:r>
+    </w:p>
+    <w:p>
+      <w:pPr>
+        <w:pStyle w:val="ListParagraph"/>
+        <w:numPr>
+          <w:ilvl w:val="0"/>
+          <w:numId w:val="26"/>
+        </w:numPr>
+        <w:rPr>
+          <w:lang w:val="en-US"/>
+        </w:rPr>
+      </w:pPr>
+      <w:r>
+        <w:t>It gives every customer an equal chance of being selected and helps reduce sampling bias.</w:t>
+      </w:r>
+    </w:p>
+    <w:p>
+      <w:pPr>
+        <w:pStyle w:val="ListParagraph"/>
+        <w:numPr>
+          <w:ilvl w:val="0"/>
+          <w:numId w:val="8"/>
+        </w:numPr>
+        <w:rPr>
+          <w:lang w:val="en-US"/>
+        </w:rPr>
+      </w:pPr>
+      <w:r>
+        <w:t>What could go wrong if the sample is not representative?</w:t>
+      </w:r>
+    </w:p>
+    <w:p>
+      <w:pPr>
+        <w:pStyle w:val="ListParagraph"/>
+        <w:numPr>
+          <w:ilvl w:val="0"/>
+          <w:numId w:val="26"/>
+        </w:numPr>
+        <w:rPr>
+          <w:lang w:val="en-US"/>
+        </w:rPr>
+      </w:pPr>
+      <w:r>
+        <w:t>The survey results may not correctly represent the overall customer population.</w:t>
+      </w:r>
+    </w:p>
+    <w:p>
+      <w:pPr>
+        <w:pStyle w:val="ListParagraph"/>
+        <w:ind w:left="1440"/>
+        <w:rPr>
+          <w:lang w:val="en-US"/>
+        </w:rPr>
+      </w:pPr>
+    </w:p>
+    <w:p>
+      <w:pPr>
+        <w:pStyle w:val="ListParagraph"/>
+        <w:ind w:left="1440"/>
+        <w:rPr>
+          <w:lang w:val="en-US"/>
+        </w:rPr>
+      </w:pPr>
+    </w:p>
+    <w:p>
+      <w:pPr>
+        <w:pStyle w:val="ListParagraph"/>
+        <w:numPr>
+          <w:ilvl w:val="0"/>
+          <w:numId w:val="8"/>
+        </w:numPr>
+        <w:rPr>
+          <w:lang w:val="en-US"/>
+        </w:rPr>
+      </w:pPr>
+      <w:r>
+        <w:lastRenderedPageBreak/>
+        <w:t>Is this necessarily representative of all customers?</w:t>
+      </w:r>
+    </w:p>
+    <w:p>
+      <w:pPr>
+        <w:pStyle w:val="ListParagraph"/>
+        <w:numPr>
+          <w:ilvl w:val="0"/>
+          <w:numId w:val="26"/>
+        </w:numPr>
+        <w:rPr>
+          <w:lang w:val="en-US"/>
+        </w:rPr>
+      </w:pPr>
+      <w:r>
+        <w:rPr>
+          <w:lang w:val="en-US"/>
+        </w:rPr>
+        <w:t>No</w:t>
+      </w:r>
+    </w:p>
+    <w:p>
+      <w:pPr>
+        <w:pStyle w:val="ListParagraph"/>
+        <w:numPr>
+          <w:ilvl w:val="0"/>
+          <w:numId w:val="8"/>
+        </w:numPr>
+        <w:rPr>
+          <w:lang w:val="en-US"/>
+        </w:rPr>
+      </w:pPr>
+      <w:r>
+        <w:t>Who might be missing?</w:t>
+      </w:r>
+    </w:p>
+    <w:p>
+      <w:pPr>
+        <w:pStyle w:val="ListParagraph"/>
+        <w:numPr>
+          <w:ilvl w:val="0"/>
+          <w:numId w:val="26"/>
+        </w:numPr>
+        <w:rPr>
+          <w:lang w:val="en-US"/>
+        </w:rPr>
+      </w:pPr>
+      <w:r>
+        <w:t>Customers who did not purchase during the last 7 days may be missing.</w:t>
+      </w:r>
+    </w:p>
+    <w:p>
+      <w:pPr>
+        <w:pStyle w:val="ListParagraph"/>
+        <w:numPr>
+          <w:ilvl w:val="0"/>
+          <w:numId w:val="8"/>
+        </w:numPr>
+        <w:rPr>
+          <w:lang w:val="en-US"/>
+        </w:rPr>
+      </w:pPr>
+      <w:r>
+        <w:t>What type of bias could occur?</w:t>
+      </w:r>
+    </w:p>
+    <w:p>
+      <w:pPr>
+        <w:pStyle w:val="ListParagraph"/>
+        <w:numPr>
+          <w:ilvl w:val="0"/>
+          <w:numId w:val="26"/>
+        </w:numPr>
+        <w:rPr>
+          <w:lang w:val="en-US"/>
+        </w:rPr>
+      </w:pPr>
+      <w:r>
+        <w:t>Selection Bias could occur.</w:t>
+      </w:r>
+    </w:p>
+    <w:p>
+      <w:pPr>
+        <w:pStyle w:val="ListParagraph"/>
+        <w:numPr>
+          <w:ilvl w:val="0"/>
+          <w:numId w:val="8"/>
+        </w:numPr>
+        <w:rPr>
+          <w:lang w:val="en-US"/>
+        </w:rPr>
+      </w:pPr>
+      <w:r>
+        <w:t>How would you improve the sampling approach?</w:t>
+      </w:r>
+    </w:p>
+    <w:p>
+      <w:pPr>
+        <w:pStyle w:val="ListParagraph"/>
+        <w:numPr>
+          <w:ilvl w:val="0"/>
+          <w:numId w:val="26"/>
+        </w:numPr>
+        <w:rPr>
+          <w:lang w:val="en-US"/>
+        </w:rPr>
+      </w:pPr>
+      <w:r>
+        <w:rPr>
+          <w:lang w:val="en-US"/>
+        </w:rPr>
+        <w:t>I would select customers from different time periods instead of selecting only recent customers.</w:t>
+      </w:r>
+    </w:p>
+    <w:p>
+      <w:pPr>
+        <w:rPr>
+          <w:lang w:val="en-US"/>
+        </w:rPr>
+      </w:pPr>
+    </w:p>
+    <w:p>
+      <w:pPr>
+        <w:rPr>
+          <w:lang w:val="en-US"/>
+        </w:rPr>
+      </w:pPr>
+    </w:p>
+    <w:p>
+      <w:pPr>
+        <w:pStyle w:val="ListParagraph"/>
+        <w:numPr>
+          <w:ilvl w:val="0"/>
+          <w:numId w:val="8"/>
+        </w:numPr>
+        <w:rPr>
+          <w:lang w:val="en-US"/>
+        </w:rPr>
+      </w:pPr>
+      <w:r>
+        <w:t>Identify the sampling approach and discuss its limitation.</w:t>
+      </w:r>
+    </w:p>
+    <w:p>
+      <w:pPr>
+        <w:pStyle w:val="ListParagraph"/>
+        <w:numPr>
+          <w:ilvl w:val="0"/>
+          <w:numId w:val="26"/>
+        </w:numPr>
+        <w:rPr>
+          <w:lang w:val="en-US"/>
+        </w:rPr>
+      </w:pPr>
+      <w:r>
+        <w:t>This is Convenience Sampling.</w:t>
+      </w:r>
+    </w:p>
+    <w:p>
+      <w:pPr>
+        <w:pStyle w:val="ListParagraph"/>
+        <w:numPr>
+          <w:ilvl w:val="0"/>
+          <w:numId w:val="26"/>
+        </w:numPr>
+        <w:rPr>
+          <w:lang w:val="en-US"/>
+        </w:rPr>
+      </w:pPr>
+      <w:r>
+        <w:t>It selects customers who are easiest to contact, but it may not represent the overall customer population and can cause sampling bias.</w:t>
+      </w:r>
     </w:p>
     <w:sectPr>
       <w:pgSz w:w="11906" w:h="16838"/>
@@ -3914,7 +4999,7 @@
 </file>
 
 <file path=word/numbering.xml><?xml version="1.0" encoding="utf-8"?>
-<w:numbering xmlns:wpc="http://schemas.microsoft.com/office/word/2010/wordprocessingCanvas" xmlns:cx="http://schemas.microsoft.com/office/drawing/2014/chartex" xmlns:cx1="http://schemas.microsoft.com/office/drawing/2015/9/8/chartex" xmlns:cx2="http://schemas.microsoft.com/office/drawing/2015/10/21/chartex" xmlns:cx3="http://schemas.microsoft.com/office/drawing/2016/5/9/chartex" xmlns:cx4="http://schemas.microsoft.com/office/drawing/2016/5/10/chartex" xmlns:cx5="http://schemas.microsoft.com/office/drawing/2016/5/11/chartex" xmlns:cx6="http://schemas.microsoft.com/office/drawing/2016/5/12/chartex" xmlns:cx7="http://schemas.microsoft.com/office/drawing/2016/5/13/chartex" xmlns:cx8="http://schemas.microsoft.com/office/drawing/2016/5/14/chartex" xmlns:mc="http://schemas.openxmlformats.org/markup-compatibility/2006" xmlns:aink="http://schemas.microsoft.com/office/drawing/2016/ink" xmlns:am3d="http://schemas.microsoft.com/office/drawing/2017/model3d" xmlns:o="urn:schemas-microsoft-com:office:office" xmlns:oel="http://schemas.microsoft.com/office/2019/extlst" xmlns:r="http://schemas.openxmlformats.org/officeDocument/2006/relationships" xmlns:m="http://schemas.openxmlformats.org/officeDocument/2006/math" xmlns:v="urn:schemas-microsoft-com:vml" xmlns:wp14="http://schemas.microsoft.com/office/word/2010/wordprocessingDrawing" xmlns:wp="http://schemas.openxmlformats.org/drawingml/2006/wordprocessingDrawing" xmlns:w10="urn:schemas-microsoft-com:office:word" xmlns:w="http://schemas.openxmlformats.org/wordprocessingml/2006/main" xmlns:w14="http://schemas.microsoft.com/office/word/2010/wordml" xmlns:w15="http://schemas.microsoft.com/office/word/2012/wordml" xmlns:w16cei="http://schemas.microsoft.com/office/word/2026/wordml/cei" xmlns:w16cex="http://schemas.microsoft.com/office/word/2018/wordml/cex" xmlns:w16cid="http://schemas.microsoft.com/office/word/2016/wordml/cid" xmlns:w16="http://schemas.microsoft.com/office/word/2018/wordml" xmlns:w16du="http://schemas.microsoft.com/office/word/2023/wordml/word16du" xmlns:w16sdtdh="http://schemas.microsoft.com/office/word/2020/wordml/sdtdatahash" xmlns:w16sdtfl="http://schemas.microsoft.com/office/word/2024/wordml/sdtformatlock" xmlns:w16se="http://schemas.microsoft.com/office/word/2015/wordml/symex" xmlns:wpg="http://schemas.microsoft.com/office/word/2010/wordprocessingGroup" xmlns:wpi="http://schemas.microsoft.com/office/word/2010/wordprocessingInk" xmlns:wne="http://schemas.microsoft.com/office/word/2006/wordml" xmlns:wps="http://schemas.microsoft.com/office/word/2010/wordprocessingShape" mc:Ignorable="w14 w15 w16se w16cid w16 w16cex w16sdtdh w16sdtfl w16du wp14">
+<w:numbering xmlns:wpc="http://schemas.microsoft.com/office/word/2010/wordprocessingCanvas" xmlns:cx="http://schemas.microsoft.com/office/drawing/2014/chartex" xmlns:cx1="http://schemas.microsoft.com/office/drawing/2015/9/8/chartex" xmlns:cx2="http://schemas.microsoft.com/office/drawing/2015/10/21/chartex" xmlns:cx3="http://schemas.microsoft.com/office/drawing/2016/5/9/chartex" xmlns:cx4="http://schemas.microsoft.com/office/drawing/2016/5/10/chartex" xmlns:cx5="http://schemas.microsoft.com/office/drawing/2016/5/11/chartex" xmlns:cx6="http://schemas.microsoft.com/office/drawing/2016/5/12/chartex" xmlns:cx7="http://schemas.microsoft.com/office/drawing/2016/5/13/chartex" xmlns:cx8="http://schemas.microsoft.com/office/drawing/2016/5/14/chartex" xmlns:mc="http://schemas.openxmlformats.org/markup-compatibility/2006" xmlns:aink="http://schemas.microsoft.com/office/drawing/2016/ink" xmlns:am3d="http://schemas.microsoft.com/office/drawing/2017/model3d" xmlns:o="urn:schemas-microsoft-com:office:office" xmlns:oel="http://schemas.microsoft.com/office/2019/extlst" xmlns:r="http://schemas.openxmlformats.org/officeDocument/2006/relationships" xmlns:m="http://schemas.openxmlformats.org/officeDocument/2006/math" xmlns:v="urn:schemas-microsoft-com:vml" xmlns:wp14="http://schemas.microsoft.com/office/word/2010/wordprocessingDrawing" xmlns:wp="http://schemas.openxmlformats.org/drawingml/2006/wordprocessingDrawing" xmlns:w10="urn:schemas-microsoft-com:office:word" xmlns:w="http://schemas.openxmlformats.org/wordprocessingml/2006/main" xmlns:w14="http://schemas.microsoft.com/office/word/2010/wordml" xmlns:w15="http://schemas.microsoft.com/office/word/2012/wordml" xmlns:w16cex="http://schemas.microsoft.com/office/word/2018/wordml/cex" xmlns:w16cid="http://schemas.microsoft.com/office/word/2016/wordml/cid" xmlns:w16="http://schemas.microsoft.com/office/word/2018/wordml" xmlns:w16du="http://schemas.microsoft.com/office/word/2023/wordml/word16du" xmlns:w16sdtdh="http://schemas.microsoft.com/office/word/2020/wordml/sdtdatahash" xmlns:w16sdtfl="http://schemas.microsoft.com/office/word/2024/wordml/sdtformatlock" xmlns:w16se="http://schemas.microsoft.com/office/word/2015/wordml/symex" xmlns:wpg="http://schemas.microsoft.com/office/word/2010/wordprocessingGroup" xmlns:wpi="http://schemas.microsoft.com/office/word/2010/wordprocessingInk" xmlns:wne="http://schemas.microsoft.com/office/word/2006/wordml" xmlns:wps="http://schemas.microsoft.com/office/word/2010/wordprocessingShape" mc:Ignorable="w14 w15 w16se w16cid w16 w16cex w16sdtdh w16sdtfl w16du wp14">
   <w:numPicBullet w:numPicBulletId="0">
     <w:pict>
       <v:shapetype id="_x0000_t75" coordsize="21600,21600" o:spt="75" o:preferrelative="t" path="m@4@5l@4@11@9@11@9@5xe" filled="f" stroked="f">
@@ -3942,6 +5027,120 @@
     </w:pict>
   </w:numPicBullet>
   <w:abstractNum w:abstractNumId="0" w15:restartNumberingAfterBreak="0">
+    <w:nsid w:val="06021ABD"/>
+    <w:multiLevelType w:val="hybridMultilevel"/>
+    <w:tmpl w:val="4F8AE1D2"/>
+    <w:lvl w:ilvl="0" w:tplc="40090007">
+      <w:start w:val="1"/>
+      <w:numFmt w:val="bullet"/>
+      <w:lvlText w:val=""/>
+      <w:lvlPicBulletId w:val="0"/>
+      <w:lvlJc w:val="left"/>
+      <w:pPr>
+        <w:ind w:left="2160" w:hanging="360"/>
+      </w:pPr>
+      <w:rPr>
+        <w:rFonts w:ascii="Symbol" w:hAnsi="Symbol" w:hint="default"/>
+      </w:rPr>
+    </w:lvl>
+    <w:lvl w:ilvl="1" w:tplc="40090003" w:tentative="1">
+      <w:start w:val="1"/>
+      <w:numFmt w:val="bullet"/>
+      <w:lvlText w:val="o"/>
+      <w:lvlJc w:val="left"/>
+      <w:pPr>
+        <w:ind w:left="2880" w:hanging="360"/>
+      </w:pPr>
+      <w:rPr>
+        <w:rFonts w:ascii="Courier New" w:hAnsi="Courier New" w:cs="Courier New" w:hint="default"/>
+      </w:rPr>
+    </w:lvl>
+    <w:lvl w:ilvl="2" w:tplc="40090005" w:tentative="1">
+      <w:start w:val="1"/>
+      <w:numFmt w:val="bullet"/>
+      <w:lvlText w:val=""/>
+      <w:lvlJc w:val="left"/>
+      <w:pPr>
+        <w:ind w:left="3600" w:hanging="360"/>
+      </w:pPr>
+      <w:rPr>
+        <w:rFonts w:ascii="Wingdings" w:hAnsi="Wingdings" w:hint="default"/>
+      </w:rPr>
+    </w:lvl>
+    <w:lvl w:ilvl="3" w:tplc="40090001" w:tentative="1">
+      <w:start w:val="1"/>
+      <w:numFmt w:val="bullet"/>
+      <w:lvlText w:val=""/>
+      <w:lvlJc w:val="left"/>
+      <w:pPr>
+        <w:ind w:left="4320" w:hanging="360"/>
+      </w:pPr>
+      <w:rPr>
+        <w:rFonts w:ascii="Symbol" w:hAnsi="Symbol" w:hint="default"/>
+      </w:rPr>
+    </w:lvl>
+    <w:lvl w:ilvl="4" w:tplc="40090003" w:tentative="1">
+      <w:start w:val="1"/>
+      <w:numFmt w:val="bullet"/>
+      <w:lvlText w:val="o"/>
+      <w:lvlJc w:val="left"/>
+      <w:pPr>
+        <w:ind w:left="5040" w:hanging="360"/>
+      </w:pPr>
+      <w:rPr>
+        <w:rFonts w:ascii="Courier New" w:hAnsi="Courier New" w:cs="Courier New" w:hint="default"/>
+      </w:rPr>
+    </w:lvl>
+    <w:lvl w:ilvl="5" w:tplc="40090005" w:tentative="1">
+      <w:start w:val="1"/>
+      <w:numFmt w:val="bullet"/>
+      <w:lvlText w:val=""/>
+      <w:lvlJc w:val="left"/>
+      <w:pPr>
+        <w:ind w:left="5760" w:hanging="360"/>
+      </w:pPr>
+      <w:rPr>
+        <w:rFonts w:ascii="Wingdings" w:hAnsi="Wingdings" w:hint="default"/>
+      </w:rPr>
+    </w:lvl>
+    <w:lvl w:ilvl="6" w:tplc="40090001" w:tentative="1">
+      <w:start w:val="1"/>
+      <w:numFmt w:val="bullet"/>
+      <w:lvlText w:val=""/>
+      <w:lvlJc w:val="left"/>
+      <w:pPr>
+        <w:ind w:left="6480" w:hanging="360"/>
+      </w:pPr>
+      <w:rPr>
+        <w:rFonts w:ascii="Symbol" w:hAnsi="Symbol" w:hint="default"/>
+      </w:rPr>
+    </w:lvl>
+    <w:lvl w:ilvl="7" w:tplc="40090003" w:tentative="1">
+      <w:start w:val="1"/>
+      <w:numFmt w:val="bullet"/>
+      <w:lvlText w:val="o"/>
+      <w:lvlJc w:val="left"/>
+      <w:pPr>
+        <w:ind w:left="7200" w:hanging="360"/>
+      </w:pPr>
+      <w:rPr>
+        <w:rFonts w:ascii="Courier New" w:hAnsi="Courier New" w:cs="Courier New" w:hint="default"/>
+      </w:rPr>
+    </w:lvl>
+    <w:lvl w:ilvl="8" w:tplc="40090005" w:tentative="1">
+      <w:start w:val="1"/>
+      <w:numFmt w:val="bullet"/>
+      <w:lvlText w:val=""/>
+      <w:lvlJc w:val="left"/>
+      <w:pPr>
+        <w:ind w:left="7920" w:hanging="360"/>
+      </w:pPr>
+      <w:rPr>
+        <w:rFonts w:ascii="Wingdings" w:hAnsi="Wingdings" w:hint="default"/>
+      </w:rPr>
+    </w:lvl>
+  </w:abstractNum>
+  <w:abstractNum w:abstractNumId="1" w15:restartNumberingAfterBreak="0">
     <w:nsid w:val="099C5F96"/>
     <w:multiLevelType w:val="hybridMultilevel"/>
     <w:tmpl w:val="9C90D4DA"/>
@@ -4055,10 +5254,124 @@
       </w:rPr>
     </w:lvl>
   </w:abstractNum>
-  <w:abstractNum w:abstractNumId="1" w15:restartNumberingAfterBreak="0">
+  <w:abstractNum w:abstractNumId="2" w15:restartNumberingAfterBreak="0">
+    <w:nsid w:val="0A6E5AEB"/>
+    <w:multiLevelType w:val="hybridMultilevel"/>
+    <w:tmpl w:val="86B2052C"/>
+    <w:lvl w:ilvl="0" w:tplc="40090007">
+      <w:start w:val="1"/>
+      <w:numFmt w:val="bullet"/>
+      <w:lvlText w:val=""/>
+      <w:lvlPicBulletId w:val="0"/>
+      <w:lvlJc w:val="left"/>
+      <w:pPr>
+        <w:ind w:left="2160" w:hanging="360"/>
+      </w:pPr>
+      <w:rPr>
+        <w:rFonts w:ascii="Symbol" w:hAnsi="Symbol" w:hint="default"/>
+      </w:rPr>
+    </w:lvl>
+    <w:lvl w:ilvl="1" w:tplc="40090003" w:tentative="1">
+      <w:start w:val="1"/>
+      <w:numFmt w:val="bullet"/>
+      <w:lvlText w:val="o"/>
+      <w:lvlJc w:val="left"/>
+      <w:pPr>
+        <w:ind w:left="2880" w:hanging="360"/>
+      </w:pPr>
+      <w:rPr>
+        <w:rFonts w:ascii="Courier New" w:hAnsi="Courier New" w:cs="Courier New" w:hint="default"/>
+      </w:rPr>
+    </w:lvl>
+    <w:lvl w:ilvl="2" w:tplc="40090005" w:tentative="1">
+      <w:start w:val="1"/>
+      <w:numFmt w:val="bullet"/>
+      <w:lvlText w:val=""/>
+      <w:lvlJc w:val="left"/>
+      <w:pPr>
+        <w:ind w:left="3600" w:hanging="360"/>
+      </w:pPr>
+      <w:rPr>
+        <w:rFonts w:ascii="Wingdings" w:hAnsi="Wingdings" w:hint="default"/>
+      </w:rPr>
+    </w:lvl>
+    <w:lvl w:ilvl="3" w:tplc="40090001" w:tentative="1">
+      <w:start w:val="1"/>
+      <w:numFmt w:val="bullet"/>
+      <w:lvlText w:val=""/>
+      <w:lvlJc w:val="left"/>
+      <w:pPr>
+        <w:ind w:left="4320" w:hanging="360"/>
+      </w:pPr>
+      <w:rPr>
+        <w:rFonts w:ascii="Symbol" w:hAnsi="Symbol" w:hint="default"/>
+      </w:rPr>
+    </w:lvl>
+    <w:lvl w:ilvl="4" w:tplc="40090003" w:tentative="1">
+      <w:start w:val="1"/>
+      <w:numFmt w:val="bullet"/>
+      <w:lvlText w:val="o"/>
+      <w:lvlJc w:val="left"/>
+      <w:pPr>
+        <w:ind w:left="5040" w:hanging="360"/>
+      </w:pPr>
+      <w:rPr>
+        <w:rFonts w:ascii="Courier New" w:hAnsi="Courier New" w:cs="Courier New" w:hint="default"/>
+      </w:rPr>
+    </w:lvl>
+    <w:lvl w:ilvl="5" w:tplc="40090005" w:tentative="1">
+      <w:start w:val="1"/>
+      <w:numFmt w:val="bullet"/>
+      <w:lvlText w:val=""/>
+      <w:lvlJc w:val="left"/>
+      <w:pPr>
+        <w:ind w:left="5760" w:hanging="360"/>
+      </w:pPr>
+      <w:rPr>
+        <w:rFonts w:ascii="Wingdings" w:hAnsi="Wingdings" w:hint="default"/>
+      </w:rPr>
+    </w:lvl>
+    <w:lvl w:ilvl="6" w:tplc="40090001" w:tentative="1">
+      <w:start w:val="1"/>
+      <w:numFmt w:val="bullet"/>
+      <w:lvlText w:val=""/>
+      <w:lvlJc w:val="left"/>
+      <w:pPr>
+        <w:ind w:left="6480" w:hanging="360"/>
+      </w:pPr>
+      <w:rPr>
+        <w:rFonts w:ascii="Symbol" w:hAnsi="Symbol" w:hint="default"/>
+      </w:rPr>
+    </w:lvl>
+    <w:lvl w:ilvl="7" w:tplc="40090003" w:tentative="1">
+      <w:start w:val="1"/>
+      <w:numFmt w:val="bullet"/>
+      <w:lvlText w:val="o"/>
+      <w:lvlJc w:val="left"/>
+      <w:pPr>
+        <w:ind w:left="7200" w:hanging="360"/>
+      </w:pPr>
+      <w:rPr>
+        <w:rFonts w:ascii="Courier New" w:hAnsi="Courier New" w:cs="Courier New" w:hint="default"/>
+      </w:rPr>
+    </w:lvl>
+    <w:lvl w:ilvl="8" w:tplc="40090005" w:tentative="1">
+      <w:start w:val="1"/>
+      <w:numFmt w:val="bullet"/>
+      <w:lvlText w:val=""/>
+      <w:lvlJc w:val="left"/>
+      <w:pPr>
+        <w:ind w:left="7920" w:hanging="360"/>
+      </w:pPr>
+      <w:rPr>
+        <w:rFonts w:ascii="Wingdings" w:hAnsi="Wingdings" w:hint="default"/>
+      </w:rPr>
+    </w:lvl>
+  </w:abstractNum>
+  <w:abstractNum w:abstractNumId="3" w15:restartNumberingAfterBreak="0">
     <w:nsid w:val="0EF57BCB"/>
     <w:multiLevelType w:val="hybridMultilevel"/>
-    <w:tmpl w:val="0B6A3DCC"/>
+    <w:tmpl w:val="CBCAB9F4"/>
     <w:lvl w:ilvl="0" w:tplc="4009000B">
       <w:start w:val="1"/>
       <w:numFmt w:val="bullet"/>
@@ -4169,7 +5482,7 @@
       </w:rPr>
     </w:lvl>
   </w:abstractNum>
-  <w:abstractNum w:abstractNumId="2" w15:restartNumberingAfterBreak="0">
+  <w:abstractNum w:abstractNumId="4" w15:restartNumberingAfterBreak="0">
     <w:nsid w:val="15BD19ED"/>
     <w:multiLevelType w:val="hybridMultilevel"/>
     <w:tmpl w:val="9768E7BE"/>
@@ -4283,7 +5596,7 @@
       </w:rPr>
     </w:lvl>
   </w:abstractNum>
-  <w:abstractNum w:abstractNumId="3" w15:restartNumberingAfterBreak="0">
+  <w:abstractNum w:abstractNumId="5" w15:restartNumberingAfterBreak="0">
     <w:nsid w:val="17B76D9F"/>
     <w:multiLevelType w:val="hybridMultilevel"/>
     <w:tmpl w:val="EFCE67D4"/>
@@ -4397,7 +5710,235 @@
       </w:rPr>
     </w:lvl>
   </w:abstractNum>
-  <w:abstractNum w:abstractNumId="4" w15:restartNumberingAfterBreak="0">
+  <w:abstractNum w:abstractNumId="6" w15:restartNumberingAfterBreak="0">
+    <w:nsid w:val="1A346ABB"/>
+    <w:multiLevelType w:val="hybridMultilevel"/>
+    <w:tmpl w:val="CA34B9D2"/>
+    <w:lvl w:ilvl="0" w:tplc="40090007">
+      <w:start w:val="1"/>
+      <w:numFmt w:val="bullet"/>
+      <w:lvlText w:val=""/>
+      <w:lvlPicBulletId w:val="0"/>
+      <w:lvlJc w:val="left"/>
+      <w:pPr>
+        <w:ind w:left="2160" w:hanging="360"/>
+      </w:pPr>
+      <w:rPr>
+        <w:rFonts w:ascii="Symbol" w:hAnsi="Symbol" w:hint="default"/>
+      </w:rPr>
+    </w:lvl>
+    <w:lvl w:ilvl="1" w:tplc="40090003" w:tentative="1">
+      <w:start w:val="1"/>
+      <w:numFmt w:val="bullet"/>
+      <w:lvlText w:val="o"/>
+      <w:lvlJc w:val="left"/>
+      <w:pPr>
+        <w:ind w:left="2880" w:hanging="360"/>
+      </w:pPr>
+      <w:rPr>
+        <w:rFonts w:ascii="Courier New" w:hAnsi="Courier New" w:cs="Courier New" w:hint="default"/>
+      </w:rPr>
+    </w:lvl>
+    <w:lvl w:ilvl="2" w:tplc="40090005" w:tentative="1">
+      <w:start w:val="1"/>
+      <w:numFmt w:val="bullet"/>
+      <w:lvlText w:val=""/>
+      <w:lvlJc w:val="left"/>
+      <w:pPr>
+        <w:ind w:left="3600" w:hanging="360"/>
+      </w:pPr>
+      <w:rPr>
+        <w:rFonts w:ascii="Wingdings" w:hAnsi="Wingdings" w:hint="default"/>
+      </w:rPr>
+    </w:lvl>
+    <w:lvl w:ilvl="3" w:tplc="40090001" w:tentative="1">
+      <w:start w:val="1"/>
+      <w:numFmt w:val="bullet"/>
+      <w:lvlText w:val=""/>
+      <w:lvlJc w:val="left"/>
+      <w:pPr>
+        <w:ind w:left="4320" w:hanging="360"/>
+      </w:pPr>
+      <w:rPr>
+        <w:rFonts w:ascii="Symbol" w:hAnsi="Symbol" w:hint="default"/>
+      </w:rPr>
+    </w:lvl>
+    <w:lvl w:ilvl="4" w:tplc="40090003" w:tentative="1">
+      <w:start w:val="1"/>
+      <w:numFmt w:val="bullet"/>
+      <w:lvlText w:val="o"/>
+      <w:lvlJc w:val="left"/>
+      <w:pPr>
+        <w:ind w:left="5040" w:hanging="360"/>
+      </w:pPr>
+      <w:rPr>
+        <w:rFonts w:ascii="Courier New" w:hAnsi="Courier New" w:cs="Courier New" w:hint="default"/>
+      </w:rPr>
+    </w:lvl>
+    <w:lvl w:ilvl="5" w:tplc="40090005" w:tentative="1">
+      <w:start w:val="1"/>
+      <w:numFmt w:val="bullet"/>
+      <w:lvlText w:val=""/>
+      <w:lvlJc w:val="left"/>
+      <w:pPr>
+        <w:ind w:left="5760" w:hanging="360"/>
+      </w:pPr>
+      <w:rPr>
+        <w:rFonts w:ascii="Wingdings" w:hAnsi="Wingdings" w:hint="default"/>
+      </w:rPr>
+    </w:lvl>
+    <w:lvl w:ilvl="6" w:tplc="40090001" w:tentative="1">
+      <w:start w:val="1"/>
+      <w:numFmt w:val="bullet"/>
+      <w:lvlText w:val=""/>
+      <w:lvlJc w:val="left"/>
+      <w:pPr>
+        <w:ind w:left="6480" w:hanging="360"/>
+      </w:pPr>
+      <w:rPr>
+        <w:rFonts w:ascii="Symbol" w:hAnsi="Symbol" w:hint="default"/>
+      </w:rPr>
+    </w:lvl>
+    <w:lvl w:ilvl="7" w:tplc="40090003" w:tentative="1">
+      <w:start w:val="1"/>
+      <w:numFmt w:val="bullet"/>
+      <w:lvlText w:val="o"/>
+      <w:lvlJc w:val="left"/>
+      <w:pPr>
+        <w:ind w:left="7200" w:hanging="360"/>
+      </w:pPr>
+      <w:rPr>
+        <w:rFonts w:ascii="Courier New" w:hAnsi="Courier New" w:cs="Courier New" w:hint="default"/>
+      </w:rPr>
+    </w:lvl>
+    <w:lvl w:ilvl="8" w:tplc="40090005" w:tentative="1">
+      <w:start w:val="1"/>
+      <w:numFmt w:val="bullet"/>
+      <w:lvlText w:val=""/>
+      <w:lvlJc w:val="left"/>
+      <w:pPr>
+        <w:ind w:left="7920" w:hanging="360"/>
+      </w:pPr>
+      <w:rPr>
+        <w:rFonts w:ascii="Wingdings" w:hAnsi="Wingdings" w:hint="default"/>
+      </w:rPr>
+    </w:lvl>
+  </w:abstractNum>
+  <w:abstractNum w:abstractNumId="7" w15:restartNumberingAfterBreak="0">
+    <w:nsid w:val="1F4E332E"/>
+    <w:multiLevelType w:val="hybridMultilevel"/>
+    <w:tmpl w:val="4120C914"/>
+    <w:lvl w:ilvl="0" w:tplc="40090007">
+      <w:start w:val="1"/>
+      <w:numFmt w:val="bullet"/>
+      <w:lvlText w:val=""/>
+      <w:lvlPicBulletId w:val="0"/>
+      <w:lvlJc w:val="left"/>
+      <w:pPr>
+        <w:ind w:left="2160" w:hanging="360"/>
+      </w:pPr>
+      <w:rPr>
+        <w:rFonts w:ascii="Symbol" w:hAnsi="Symbol" w:hint="default"/>
+      </w:rPr>
+    </w:lvl>
+    <w:lvl w:ilvl="1" w:tplc="40090003" w:tentative="1">
+      <w:start w:val="1"/>
+      <w:numFmt w:val="bullet"/>
+      <w:lvlText w:val="o"/>
+      <w:lvlJc w:val="left"/>
+      <w:pPr>
+        <w:ind w:left="2880" w:hanging="360"/>
+      </w:pPr>
+      <w:rPr>
+        <w:rFonts w:ascii="Courier New" w:hAnsi="Courier New" w:cs="Courier New" w:hint="default"/>
+      </w:rPr>
+    </w:lvl>
+    <w:lvl w:ilvl="2" w:tplc="40090005" w:tentative="1">
+      <w:start w:val="1"/>
+      <w:numFmt w:val="bullet"/>
+      <w:lvlText w:val=""/>
+      <w:lvlJc w:val="left"/>
+      <w:pPr>
+        <w:ind w:left="3600" w:hanging="360"/>
+      </w:pPr>
+      <w:rPr>
+        <w:rFonts w:ascii="Wingdings" w:hAnsi="Wingdings" w:hint="default"/>
+      </w:rPr>
+    </w:lvl>
+    <w:lvl w:ilvl="3" w:tplc="40090001" w:tentative="1">
+      <w:start w:val="1"/>
+      <w:numFmt w:val="bullet"/>
+      <w:lvlText w:val=""/>
+      <w:lvlJc w:val="left"/>
+      <w:pPr>
+        <w:ind w:left="4320" w:hanging="360"/>
+      </w:pPr>
+      <w:rPr>
+        <w:rFonts w:ascii="Symbol" w:hAnsi="Symbol" w:hint="default"/>
+      </w:rPr>
+    </w:lvl>
+    <w:lvl w:ilvl="4" w:tplc="40090003" w:tentative="1">
+      <w:start w:val="1"/>
+      <w:numFmt w:val="bullet"/>
+      <w:lvlText w:val="o"/>
+      <w:lvlJc w:val="left"/>
+      <w:pPr>
+        <w:ind w:left="5040" w:hanging="360"/>
+      </w:pPr>
+      <w:rPr>
+        <w:rFonts w:ascii="Courier New" w:hAnsi="Courier New" w:cs="Courier New" w:hint="default"/>
+      </w:rPr>
+    </w:lvl>
+    <w:lvl w:ilvl="5" w:tplc="40090005" w:tentative="1">
+      <w:start w:val="1"/>
+      <w:numFmt w:val="bullet"/>
+      <w:lvlText w:val=""/>
+      <w:lvlJc w:val="left"/>
+      <w:pPr>
+        <w:ind w:left="5760" w:hanging="360"/>
+      </w:pPr>
+      <w:rPr>
+        <w:rFonts w:ascii="Wingdings" w:hAnsi="Wingdings" w:hint="default"/>
+      </w:rPr>
+    </w:lvl>
+    <w:lvl w:ilvl="6" w:tplc="40090001" w:tentative="1">
+      <w:start w:val="1"/>
+      <w:numFmt w:val="bullet"/>
+      <w:lvlText w:val=""/>
+      <w:lvlJc w:val="left"/>
+      <w:pPr>
+        <w:ind w:left="6480" w:hanging="360"/>
+      </w:pPr>
+      <w:rPr>
+        <w:rFonts w:ascii="Symbol" w:hAnsi="Symbol" w:hint="default"/>
+      </w:rPr>
+    </w:lvl>
+    <w:lvl w:ilvl="7" w:tplc="40090003" w:tentative="1">
+      <w:start w:val="1"/>
+      <w:numFmt w:val="bullet"/>
+      <w:lvlText w:val="o"/>
+      <w:lvlJc w:val="left"/>
+      <w:pPr>
+        <w:ind w:left="7200" w:hanging="360"/>
+      </w:pPr>
+      <w:rPr>
+        <w:rFonts w:ascii="Courier New" w:hAnsi="Courier New" w:cs="Courier New" w:hint="default"/>
+      </w:rPr>
+    </w:lvl>
+    <w:lvl w:ilvl="8" w:tplc="40090005" w:tentative="1">
+      <w:start w:val="1"/>
+      <w:numFmt w:val="bullet"/>
+      <w:lvlText w:val=""/>
+      <w:lvlJc w:val="left"/>
+      <w:pPr>
+        <w:ind w:left="7920" w:hanging="360"/>
+      </w:pPr>
+      <w:rPr>
+        <w:rFonts w:ascii="Wingdings" w:hAnsi="Wingdings" w:hint="default"/>
+      </w:rPr>
+    </w:lvl>
+  </w:abstractNum>
+  <w:abstractNum w:abstractNumId="8" w15:restartNumberingAfterBreak="0">
     <w:nsid w:val="1FD26733"/>
     <w:multiLevelType w:val="hybridMultilevel"/>
     <w:tmpl w:val="DC928CE8"/>
@@ -4511,7 +6052,121 @@
       </w:rPr>
     </w:lvl>
   </w:abstractNum>
-  <w:abstractNum w:abstractNumId="5" w15:restartNumberingAfterBreak="0">
+  <w:abstractNum w:abstractNumId="9" w15:restartNumberingAfterBreak="0">
+    <w:nsid w:val="20755917"/>
+    <w:multiLevelType w:val="hybridMultilevel"/>
+    <w:tmpl w:val="C660E26C"/>
+    <w:lvl w:ilvl="0" w:tplc="40090007">
+      <w:start w:val="1"/>
+      <w:numFmt w:val="bullet"/>
+      <w:lvlText w:val=""/>
+      <w:lvlPicBulletId w:val="0"/>
+      <w:lvlJc w:val="left"/>
+      <w:pPr>
+        <w:ind w:left="2160" w:hanging="360"/>
+      </w:pPr>
+      <w:rPr>
+        <w:rFonts w:ascii="Symbol" w:hAnsi="Symbol" w:hint="default"/>
+      </w:rPr>
+    </w:lvl>
+    <w:lvl w:ilvl="1" w:tplc="40090003" w:tentative="1">
+      <w:start w:val="1"/>
+      <w:numFmt w:val="bullet"/>
+      <w:lvlText w:val="o"/>
+      <w:lvlJc w:val="left"/>
+      <w:pPr>
+        <w:ind w:left="2880" w:hanging="360"/>
+      </w:pPr>
+      <w:rPr>
+        <w:rFonts w:ascii="Courier New" w:hAnsi="Courier New" w:cs="Courier New" w:hint="default"/>
+      </w:rPr>
+    </w:lvl>
+    <w:lvl w:ilvl="2" w:tplc="40090005" w:tentative="1">
+      <w:start w:val="1"/>
+      <w:numFmt w:val="bullet"/>
+      <w:lvlText w:val=""/>
+      <w:lvlJc w:val="left"/>
+      <w:pPr>
+        <w:ind w:left="3600" w:hanging="360"/>
+      </w:pPr>
+      <w:rPr>
+        <w:rFonts w:ascii="Wingdings" w:hAnsi="Wingdings" w:hint="default"/>
+      </w:rPr>
+    </w:lvl>
+    <w:lvl w:ilvl="3" w:tplc="40090001" w:tentative="1">
+      <w:start w:val="1"/>
+      <w:numFmt w:val="bullet"/>
+      <w:lvlText w:val=""/>
+      <w:lvlJc w:val="left"/>
+      <w:pPr>
+        <w:ind w:left="4320" w:hanging="360"/>
+      </w:pPr>
+      <w:rPr>
+        <w:rFonts w:ascii="Symbol" w:hAnsi="Symbol" w:hint="default"/>
+      </w:rPr>
+    </w:lvl>
+    <w:lvl w:ilvl="4" w:tplc="40090003" w:tentative="1">
+      <w:start w:val="1"/>
+      <w:numFmt w:val="bullet"/>
+      <w:lvlText w:val="o"/>
+      <w:lvlJc w:val="left"/>
+      <w:pPr>
+        <w:ind w:left="5040" w:hanging="360"/>
+      </w:pPr>
+      <w:rPr>
+        <w:rFonts w:ascii="Courier New" w:hAnsi="Courier New" w:cs="Courier New" w:hint="default"/>
+      </w:rPr>
+    </w:lvl>
+    <w:lvl w:ilvl="5" w:tplc="40090005" w:tentative="1">
+      <w:start w:val="1"/>
+      <w:numFmt w:val="bullet"/>
+      <w:lvlText w:val=""/>
+      <w:lvlJc w:val="left"/>
+      <w:pPr>
+        <w:ind w:left="5760" w:hanging="360"/>
+      </w:pPr>
+      <w:rPr>
+        <w:rFonts w:ascii="Wingdings" w:hAnsi="Wingdings" w:hint="default"/>
+      </w:rPr>
+    </w:lvl>
+    <w:lvl w:ilvl="6" w:tplc="40090001" w:tentative="1">
+      <w:start w:val="1"/>
+      <w:numFmt w:val="bullet"/>
+      <w:lvlText w:val=""/>
+      <w:lvlJc w:val="left"/>
+      <w:pPr>
+        <w:ind w:left="6480" w:hanging="360"/>
+      </w:pPr>
+      <w:rPr>
+        <w:rFonts w:ascii="Symbol" w:hAnsi="Symbol" w:hint="default"/>
+      </w:rPr>
+    </w:lvl>
+    <w:lvl w:ilvl="7" w:tplc="40090003" w:tentative="1">
+      <w:start w:val="1"/>
+      <w:numFmt w:val="bullet"/>
+      <w:lvlText w:val="o"/>
+      <w:lvlJc w:val="left"/>
+      <w:pPr>
+        <w:ind w:left="7200" w:hanging="360"/>
+      </w:pPr>
+      <w:rPr>
+        <w:rFonts w:ascii="Courier New" w:hAnsi="Courier New" w:cs="Courier New" w:hint="default"/>
+      </w:rPr>
+    </w:lvl>
+    <w:lvl w:ilvl="8" w:tplc="40090005" w:tentative="1">
+      <w:start w:val="1"/>
+      <w:numFmt w:val="bullet"/>
+      <w:lvlText w:val=""/>
+      <w:lvlJc w:val="left"/>
+      <w:pPr>
+        <w:ind w:left="7920" w:hanging="360"/>
+      </w:pPr>
+      <w:rPr>
+        <w:rFonts w:ascii="Wingdings" w:hAnsi="Wingdings" w:hint="default"/>
+      </w:rPr>
+    </w:lvl>
+  </w:abstractNum>
+  <w:abstractNum w:abstractNumId="10" w15:restartNumberingAfterBreak="0">
     <w:nsid w:val="27504FD7"/>
     <w:multiLevelType w:val="hybridMultilevel"/>
     <w:tmpl w:val="5D366372"/>
@@ -4625,7 +6280,7 @@
       </w:rPr>
     </w:lvl>
   </w:abstractNum>
-  <w:abstractNum w:abstractNumId="6" w15:restartNumberingAfterBreak="0">
+  <w:abstractNum w:abstractNumId="11" w15:restartNumberingAfterBreak="0">
     <w:nsid w:val="2CAA213F"/>
     <w:multiLevelType w:val="hybridMultilevel"/>
     <w:tmpl w:val="3E18A1E6"/>
@@ -4739,7 +6394,7 @@
       </w:rPr>
     </w:lvl>
   </w:abstractNum>
-  <w:abstractNum w:abstractNumId="7" w15:restartNumberingAfterBreak="0">
+  <w:abstractNum w:abstractNumId="12" w15:restartNumberingAfterBreak="0">
     <w:nsid w:val="2EC27DE8"/>
     <w:multiLevelType w:val="hybridMultilevel"/>
     <w:tmpl w:val="63288FD4"/>
@@ -4853,10 +6508,10 @@
       </w:rPr>
     </w:lvl>
   </w:abstractNum>
-  <w:abstractNum w:abstractNumId="8" w15:restartNumberingAfterBreak="0">
+  <w:abstractNum w:abstractNumId="13" w15:restartNumberingAfterBreak="0">
     <w:nsid w:val="35B75AD0"/>
     <w:multiLevelType w:val="hybridMultilevel"/>
-    <w:tmpl w:val="8C5E7362"/>
+    <w:tmpl w:val="BDF01644"/>
     <w:lvl w:ilvl="0" w:tplc="40090007">
       <w:start w:val="1"/>
       <w:numFmt w:val="bullet"/>
@@ -4967,7 +6622,7 @@
       </w:rPr>
     </w:lvl>
   </w:abstractNum>
-  <w:abstractNum w:abstractNumId="9" w15:restartNumberingAfterBreak="0">
+  <w:abstractNum w:abstractNumId="14" w15:restartNumberingAfterBreak="0">
     <w:nsid w:val="394D0E25"/>
     <w:multiLevelType w:val="hybridMultilevel"/>
     <w:tmpl w:val="0DB8B934"/>
@@ -5081,7 +6736,7 @@
       </w:rPr>
     </w:lvl>
   </w:abstractNum>
-  <w:abstractNum w:abstractNumId="10" w15:restartNumberingAfterBreak="0">
+  <w:abstractNum w:abstractNumId="15" w15:restartNumberingAfterBreak="0">
     <w:nsid w:val="3F265E3B"/>
     <w:multiLevelType w:val="hybridMultilevel"/>
     <w:tmpl w:val="82F0AA9A"/>
@@ -5195,7 +6850,7 @@
       </w:rPr>
     </w:lvl>
   </w:abstractNum>
-  <w:abstractNum w:abstractNumId="11" w15:restartNumberingAfterBreak="0">
+  <w:abstractNum w:abstractNumId="16" w15:restartNumberingAfterBreak="0">
     <w:nsid w:val="468B7DEA"/>
     <w:multiLevelType w:val="hybridMultilevel"/>
     <w:tmpl w:val="99303762"/>
@@ -5309,7 +6964,7 @@
       </w:rPr>
     </w:lvl>
   </w:abstractNum>
-  <w:abstractNum w:abstractNumId="12" w15:restartNumberingAfterBreak="0">
+  <w:abstractNum w:abstractNumId="17" w15:restartNumberingAfterBreak="0">
     <w:nsid w:val="513E7758"/>
     <w:multiLevelType w:val="hybridMultilevel"/>
     <w:tmpl w:val="E528E34E"/>
@@ -5423,7 +7078,7 @@
       </w:rPr>
     </w:lvl>
   </w:abstractNum>
-  <w:abstractNum w:abstractNumId="13" w15:restartNumberingAfterBreak="0">
+  <w:abstractNum w:abstractNumId="18" w15:restartNumberingAfterBreak="0">
     <w:nsid w:val="52EC5EF5"/>
     <w:multiLevelType w:val="hybridMultilevel"/>
     <w:tmpl w:val="560EDEFC"/>
@@ -5537,7 +7192,7 @@
       </w:rPr>
     </w:lvl>
   </w:abstractNum>
-  <w:abstractNum w:abstractNumId="14" w15:restartNumberingAfterBreak="0">
+  <w:abstractNum w:abstractNumId="19" w15:restartNumberingAfterBreak="0">
     <w:nsid w:val="53123398"/>
     <w:multiLevelType w:val="hybridMultilevel"/>
     <w:tmpl w:val="22ACAB7C"/>
@@ -5650,7 +7305,235 @@
       </w:rPr>
     </w:lvl>
   </w:abstractNum>
-  <w:abstractNum w:abstractNumId="15" w15:restartNumberingAfterBreak="0">
+  <w:abstractNum w:abstractNumId="20" w15:restartNumberingAfterBreak="0">
+    <w:nsid w:val="5B063626"/>
+    <w:multiLevelType w:val="hybridMultilevel"/>
+    <w:tmpl w:val="3DE868FE"/>
+    <w:lvl w:ilvl="0" w:tplc="40090007">
+      <w:start w:val="1"/>
+      <w:numFmt w:val="bullet"/>
+      <w:lvlText w:val=""/>
+      <w:lvlPicBulletId w:val="0"/>
+      <w:lvlJc w:val="left"/>
+      <w:pPr>
+        <w:ind w:left="2160" w:hanging="360"/>
+      </w:pPr>
+      <w:rPr>
+        <w:rFonts w:ascii="Symbol" w:hAnsi="Symbol" w:hint="default"/>
+      </w:rPr>
+    </w:lvl>
+    <w:lvl w:ilvl="1" w:tplc="40090003" w:tentative="1">
+      <w:start w:val="1"/>
+      <w:numFmt w:val="bullet"/>
+      <w:lvlText w:val="o"/>
+      <w:lvlJc w:val="left"/>
+      <w:pPr>
+        <w:ind w:left="2880" w:hanging="360"/>
+      </w:pPr>
+      <w:rPr>
+        <w:rFonts w:ascii="Courier New" w:hAnsi="Courier New" w:cs="Courier New" w:hint="default"/>
+      </w:rPr>
+    </w:lvl>
+    <w:lvl w:ilvl="2" w:tplc="40090005" w:tentative="1">
+      <w:start w:val="1"/>
+      <w:numFmt w:val="bullet"/>
+      <w:lvlText w:val=""/>
+      <w:lvlJc w:val="left"/>
+      <w:pPr>
+        <w:ind w:left="3600" w:hanging="360"/>
+      </w:pPr>
+      <w:rPr>
+        <w:rFonts w:ascii="Wingdings" w:hAnsi="Wingdings" w:hint="default"/>
+      </w:rPr>
+    </w:lvl>
+    <w:lvl w:ilvl="3" w:tplc="40090001" w:tentative="1">
+      <w:start w:val="1"/>
+      <w:numFmt w:val="bullet"/>
+      <w:lvlText w:val=""/>
+      <w:lvlJc w:val="left"/>
+      <w:pPr>
+        <w:ind w:left="4320" w:hanging="360"/>
+      </w:pPr>
+      <w:rPr>
+        <w:rFonts w:ascii="Symbol" w:hAnsi="Symbol" w:hint="default"/>
+      </w:rPr>
+    </w:lvl>
+    <w:lvl w:ilvl="4" w:tplc="40090003" w:tentative="1">
+      <w:start w:val="1"/>
+      <w:numFmt w:val="bullet"/>
+      <w:lvlText w:val="o"/>
+      <w:lvlJc w:val="left"/>
+      <w:pPr>
+        <w:ind w:left="5040" w:hanging="360"/>
+      </w:pPr>
+      <w:rPr>
+        <w:rFonts w:ascii="Courier New" w:hAnsi="Courier New" w:cs="Courier New" w:hint="default"/>
+      </w:rPr>
+    </w:lvl>
+    <w:lvl w:ilvl="5" w:tplc="40090005" w:tentative="1">
+      <w:start w:val="1"/>
+      <w:numFmt w:val="bullet"/>
+      <w:lvlText w:val=""/>
+      <w:lvlJc w:val="left"/>
+      <w:pPr>
+        <w:ind w:left="5760" w:hanging="360"/>
+      </w:pPr>
+      <w:rPr>
+        <w:rFonts w:ascii="Wingdings" w:hAnsi="Wingdings" w:hint="default"/>
+      </w:rPr>
+    </w:lvl>
+    <w:lvl w:ilvl="6" w:tplc="40090001" w:tentative="1">
+      <w:start w:val="1"/>
+      <w:numFmt w:val="bullet"/>
+      <w:lvlText w:val=""/>
+      <w:lvlJc w:val="left"/>
+      <w:pPr>
+        <w:ind w:left="6480" w:hanging="360"/>
+      </w:pPr>
+      <w:rPr>
+        <w:rFonts w:ascii="Symbol" w:hAnsi="Symbol" w:hint="default"/>
+      </w:rPr>
+    </w:lvl>
+    <w:lvl w:ilvl="7" w:tplc="40090003" w:tentative="1">
+      <w:start w:val="1"/>
+      <w:numFmt w:val="bullet"/>
+      <w:lvlText w:val="o"/>
+      <w:lvlJc w:val="left"/>
+      <w:pPr>
+        <w:ind w:left="7200" w:hanging="360"/>
+      </w:pPr>
+      <w:rPr>
+        <w:rFonts w:ascii="Courier New" w:hAnsi="Courier New" w:cs="Courier New" w:hint="default"/>
+      </w:rPr>
+    </w:lvl>
+    <w:lvl w:ilvl="8" w:tplc="40090005" w:tentative="1">
+      <w:start w:val="1"/>
+      <w:numFmt w:val="bullet"/>
+      <w:lvlText w:val=""/>
+      <w:lvlJc w:val="left"/>
+      <w:pPr>
+        <w:ind w:left="7920" w:hanging="360"/>
+      </w:pPr>
+      <w:rPr>
+        <w:rFonts w:ascii="Wingdings" w:hAnsi="Wingdings" w:hint="default"/>
+      </w:rPr>
+    </w:lvl>
+  </w:abstractNum>
+  <w:abstractNum w:abstractNumId="21" w15:restartNumberingAfterBreak="0">
+    <w:nsid w:val="62A64598"/>
+    <w:multiLevelType w:val="hybridMultilevel"/>
+    <w:tmpl w:val="3FEA49A6"/>
+    <w:lvl w:ilvl="0" w:tplc="40090007">
+      <w:start w:val="1"/>
+      <w:numFmt w:val="bullet"/>
+      <w:lvlText w:val=""/>
+      <w:lvlPicBulletId w:val="0"/>
+      <w:lvlJc w:val="left"/>
+      <w:pPr>
+        <w:ind w:left="2160" w:hanging="360"/>
+      </w:pPr>
+      <w:rPr>
+        <w:rFonts w:ascii="Symbol" w:hAnsi="Symbol" w:hint="default"/>
+      </w:rPr>
+    </w:lvl>
+    <w:lvl w:ilvl="1" w:tplc="40090003" w:tentative="1">
+      <w:start w:val="1"/>
+      <w:numFmt w:val="bullet"/>
+      <w:lvlText w:val="o"/>
+      <w:lvlJc w:val="left"/>
+      <w:pPr>
+        <w:ind w:left="2880" w:hanging="360"/>
+      </w:pPr>
+      <w:rPr>
+        <w:rFonts w:ascii="Courier New" w:hAnsi="Courier New" w:cs="Courier New" w:hint="default"/>
+      </w:rPr>
+    </w:lvl>
+    <w:lvl w:ilvl="2" w:tplc="40090005" w:tentative="1">
+      <w:start w:val="1"/>
+      <w:numFmt w:val="bullet"/>
+      <w:lvlText w:val=""/>
+      <w:lvlJc w:val="left"/>
+      <w:pPr>
+        <w:ind w:left="3600" w:hanging="360"/>
+      </w:pPr>
+      <w:rPr>
+        <w:rFonts w:ascii="Wingdings" w:hAnsi="Wingdings" w:hint="default"/>
+      </w:rPr>
+    </w:lvl>
+    <w:lvl w:ilvl="3" w:tplc="40090001" w:tentative="1">
+      <w:start w:val="1"/>
+      <w:numFmt w:val="bullet"/>
+      <w:lvlText w:val=""/>
+      <w:lvlJc w:val="left"/>
+      <w:pPr>
+        <w:ind w:left="4320" w:hanging="360"/>
+      </w:pPr>
+      <w:rPr>
+        <w:rFonts w:ascii="Symbol" w:hAnsi="Symbol" w:hint="default"/>
+      </w:rPr>
+    </w:lvl>
+    <w:lvl w:ilvl="4" w:tplc="40090003" w:tentative="1">
+      <w:start w:val="1"/>
+      <w:numFmt w:val="bullet"/>
+      <w:lvlText w:val="o"/>
+      <w:lvlJc w:val="left"/>
+      <w:pPr>
+        <w:ind w:left="5040" w:hanging="360"/>
+      </w:pPr>
+      <w:rPr>
+        <w:rFonts w:ascii="Courier New" w:hAnsi="Courier New" w:cs="Courier New" w:hint="default"/>
+      </w:rPr>
+    </w:lvl>
+    <w:lvl w:ilvl="5" w:tplc="40090005" w:tentative="1">
+      <w:start w:val="1"/>
+      <w:numFmt w:val="bullet"/>
+      <w:lvlText w:val=""/>
+      <w:lvlJc w:val="left"/>
+      <w:pPr>
+        <w:ind w:left="5760" w:hanging="360"/>
+      </w:pPr>
+      <w:rPr>
+        <w:rFonts w:ascii="Wingdings" w:hAnsi="Wingdings" w:hint="default"/>
+      </w:rPr>
+    </w:lvl>
+    <w:lvl w:ilvl="6" w:tplc="40090001" w:tentative="1">
+      <w:start w:val="1"/>
+      <w:numFmt w:val="bullet"/>
+      <w:lvlText w:val=""/>
+      <w:lvlJc w:val="left"/>
+      <w:pPr>
+        <w:ind w:left="6480" w:hanging="360"/>
+      </w:pPr>
+      <w:rPr>
+        <w:rFonts w:ascii="Symbol" w:hAnsi="Symbol" w:hint="default"/>
+      </w:rPr>
+    </w:lvl>
+    <w:lvl w:ilvl="7" w:tplc="40090003" w:tentative="1">
+      <w:start w:val="1"/>
+      <w:numFmt w:val="bullet"/>
+      <w:lvlText w:val="o"/>
+      <w:lvlJc w:val="left"/>
+      <w:pPr>
+        <w:ind w:left="7200" w:hanging="360"/>
+      </w:pPr>
+      <w:rPr>
+        <w:rFonts w:ascii="Courier New" w:hAnsi="Courier New" w:cs="Courier New" w:hint="default"/>
+      </w:rPr>
+    </w:lvl>
+    <w:lvl w:ilvl="8" w:tplc="40090005" w:tentative="1">
+      <w:start w:val="1"/>
+      <w:numFmt w:val="bullet"/>
+      <w:lvlText w:val=""/>
+      <w:lvlJc w:val="left"/>
+      <w:pPr>
+        <w:ind w:left="7920" w:hanging="360"/>
+      </w:pPr>
+      <w:rPr>
+        <w:rFonts w:ascii="Wingdings" w:hAnsi="Wingdings" w:hint="default"/>
+      </w:rPr>
+    </w:lvl>
+  </w:abstractNum>
+  <w:abstractNum w:abstractNumId="22" w15:restartNumberingAfterBreak="0">
     <w:nsid w:val="65E55961"/>
     <w:multiLevelType w:val="hybridMultilevel"/>
     <w:tmpl w:val="43625E3C"/>
@@ -5764,7 +7647,121 @@
       </w:rPr>
     </w:lvl>
   </w:abstractNum>
-  <w:abstractNum w:abstractNumId="16" w15:restartNumberingAfterBreak="0">
+  <w:abstractNum w:abstractNumId="23" w15:restartNumberingAfterBreak="0">
+    <w:nsid w:val="743860E9"/>
+    <w:multiLevelType w:val="hybridMultilevel"/>
+    <w:tmpl w:val="26D28C4C"/>
+    <w:lvl w:ilvl="0" w:tplc="40090007">
+      <w:start w:val="1"/>
+      <w:numFmt w:val="bullet"/>
+      <w:lvlText w:val=""/>
+      <w:lvlPicBulletId w:val="0"/>
+      <w:lvlJc w:val="left"/>
+      <w:pPr>
+        <w:ind w:left="2160" w:hanging="360"/>
+      </w:pPr>
+      <w:rPr>
+        <w:rFonts w:ascii="Symbol" w:hAnsi="Symbol" w:hint="default"/>
+      </w:rPr>
+    </w:lvl>
+    <w:lvl w:ilvl="1" w:tplc="40090003" w:tentative="1">
+      <w:start w:val="1"/>
+      <w:numFmt w:val="bullet"/>
+      <w:lvlText w:val="o"/>
+      <w:lvlJc w:val="left"/>
+      <w:pPr>
+        <w:ind w:left="2880" w:hanging="360"/>
+      </w:pPr>
+      <w:rPr>
+        <w:rFonts w:ascii="Courier New" w:hAnsi="Courier New" w:cs="Courier New" w:hint="default"/>
+      </w:rPr>
+    </w:lvl>
+    <w:lvl w:ilvl="2" w:tplc="40090005" w:tentative="1">
+      <w:start w:val="1"/>
+      <w:numFmt w:val="bullet"/>
+      <w:lvlText w:val=""/>
+      <w:lvlJc w:val="left"/>
+      <w:pPr>
+        <w:ind w:left="3600" w:hanging="360"/>
+      </w:pPr>
+      <w:rPr>
+        <w:rFonts w:ascii="Wingdings" w:hAnsi="Wingdings" w:hint="default"/>
+      </w:rPr>
+    </w:lvl>
+    <w:lvl w:ilvl="3" w:tplc="40090001" w:tentative="1">
+      <w:start w:val="1"/>
+      <w:numFmt w:val="bullet"/>
+      <w:lvlText w:val=""/>
+      <w:lvlJc w:val="left"/>
+      <w:pPr>
+        <w:ind w:left="4320" w:hanging="360"/>
+      </w:pPr>
+      <w:rPr>
+        <w:rFonts w:ascii="Symbol" w:hAnsi="Symbol" w:hint="default"/>
+      </w:rPr>
+    </w:lvl>
+    <w:lvl w:ilvl="4" w:tplc="40090003" w:tentative="1">
+      <w:start w:val="1"/>
+      <w:numFmt w:val="bullet"/>
+      <w:lvlText w:val="o"/>
+      <w:lvlJc w:val="left"/>
+      <w:pPr>
+        <w:ind w:left="5040" w:hanging="360"/>
+      </w:pPr>
+      <w:rPr>
+        <w:rFonts w:ascii="Courier New" w:hAnsi="Courier New" w:cs="Courier New" w:hint="default"/>
+      </w:rPr>
+    </w:lvl>
+    <w:lvl w:ilvl="5" w:tplc="40090005" w:tentative="1">
+      <w:start w:val="1"/>
+      <w:numFmt w:val="bullet"/>
+      <w:lvlText w:val=""/>
+      <w:lvlJc w:val="left"/>
+      <w:pPr>
+        <w:ind w:left="5760" w:hanging="360"/>
+      </w:pPr>
+      <w:rPr>
+        <w:rFonts w:ascii="Wingdings" w:hAnsi="Wingdings" w:hint="default"/>
+      </w:rPr>
+    </w:lvl>
+    <w:lvl w:ilvl="6" w:tplc="40090001" w:tentative="1">
+      <w:start w:val="1"/>
+      <w:numFmt w:val="bullet"/>
+      <w:lvlText w:val=""/>
+      <w:lvlJc w:val="left"/>
+      <w:pPr>
+        <w:ind w:left="6480" w:hanging="360"/>
+      </w:pPr>
+      <w:rPr>
+        <w:rFonts w:ascii="Symbol" w:hAnsi="Symbol" w:hint="default"/>
+      </w:rPr>
+    </w:lvl>
+    <w:lvl w:ilvl="7" w:tplc="40090003" w:tentative="1">
+      <w:start w:val="1"/>
+      <w:numFmt w:val="bullet"/>
+      <w:lvlText w:val="o"/>
+      <w:lvlJc w:val="left"/>
+      <w:pPr>
+        <w:ind w:left="7200" w:hanging="360"/>
+      </w:pPr>
+      <w:rPr>
+        <w:rFonts w:ascii="Courier New" w:hAnsi="Courier New" w:cs="Courier New" w:hint="default"/>
+      </w:rPr>
+    </w:lvl>
+    <w:lvl w:ilvl="8" w:tplc="40090005" w:tentative="1">
+      <w:start w:val="1"/>
+      <w:numFmt w:val="bullet"/>
+      <w:lvlText w:val=""/>
+      <w:lvlJc w:val="left"/>
+      <w:pPr>
+        <w:ind w:left="7920" w:hanging="360"/>
+      </w:pPr>
+      <w:rPr>
+        <w:rFonts w:ascii="Wingdings" w:hAnsi="Wingdings" w:hint="default"/>
+      </w:rPr>
+    </w:lvl>
+  </w:abstractNum>
+  <w:abstractNum w:abstractNumId="24" w15:restartNumberingAfterBreak="0">
     <w:nsid w:val="769342FA"/>
     <w:multiLevelType w:val="hybridMultilevel"/>
     <w:tmpl w:val="80107750"/>
@@ -5878,7 +7875,7 @@
       </w:rPr>
     </w:lvl>
   </w:abstractNum>
-  <w:abstractNum w:abstractNumId="17" w15:restartNumberingAfterBreak="0">
+  <w:abstractNum w:abstractNumId="25" w15:restartNumberingAfterBreak="0">
     <w:nsid w:val="7A3475A0"/>
     <w:multiLevelType w:val="hybridMultilevel"/>
     <w:tmpl w:val="A3A69928"/>
@@ -5993,58 +7990,82 @@
     </w:lvl>
   </w:abstractNum>
   <w:num w:numId="1" w16cid:durableId="2064866348">
+    <w:abstractNumId w:val="19"/>
+  </w:num>
+  <w:num w:numId="2" w16cid:durableId="1693727712">
     <w:abstractNumId w:val="14"/>
   </w:num>
-  <w:num w:numId="2" w16cid:durableId="1693727712">
+  <w:num w:numId="3" w16cid:durableId="542250639">
+    <w:abstractNumId w:val="11"/>
+  </w:num>
+  <w:num w:numId="4" w16cid:durableId="1179929776">
+    <w:abstractNumId w:val="15"/>
+  </w:num>
+  <w:num w:numId="5" w16cid:durableId="349142191">
+    <w:abstractNumId w:val="10"/>
+  </w:num>
+  <w:num w:numId="6" w16cid:durableId="183980381">
+    <w:abstractNumId w:val="4"/>
+  </w:num>
+  <w:num w:numId="7" w16cid:durableId="1115948917">
+    <w:abstractNumId w:val="18"/>
+  </w:num>
+  <w:num w:numId="8" w16cid:durableId="237787605">
+    <w:abstractNumId w:val="3"/>
+  </w:num>
+  <w:num w:numId="9" w16cid:durableId="1746300169">
+    <w:abstractNumId w:val="12"/>
+  </w:num>
+  <w:num w:numId="10" w16cid:durableId="2096315999">
+    <w:abstractNumId w:val="1"/>
+  </w:num>
+  <w:num w:numId="11" w16cid:durableId="11029825">
+    <w:abstractNumId w:val="24"/>
+  </w:num>
+  <w:num w:numId="12" w16cid:durableId="1539201726">
+    <w:abstractNumId w:val="25"/>
+  </w:num>
+  <w:num w:numId="13" w16cid:durableId="497384226">
+    <w:abstractNumId w:val="5"/>
+  </w:num>
+  <w:num w:numId="14" w16cid:durableId="807749951">
+    <w:abstractNumId w:val="16"/>
+  </w:num>
+  <w:num w:numId="15" w16cid:durableId="386073108">
+    <w:abstractNumId w:val="22"/>
+  </w:num>
+  <w:num w:numId="16" w16cid:durableId="408574029">
+    <w:abstractNumId w:val="17"/>
+  </w:num>
+  <w:num w:numId="17" w16cid:durableId="1853033536">
+    <w:abstractNumId w:val="8"/>
+  </w:num>
+  <w:num w:numId="18" w16cid:durableId="1011563855">
+    <w:abstractNumId w:val="13"/>
+  </w:num>
+  <w:num w:numId="19" w16cid:durableId="1308315412">
+    <w:abstractNumId w:val="2"/>
+  </w:num>
+  <w:num w:numId="20" w16cid:durableId="779687218">
+    <w:abstractNumId w:val="21"/>
+  </w:num>
+  <w:num w:numId="21" w16cid:durableId="1498689519">
     <w:abstractNumId w:val="9"/>
   </w:num>
-  <w:num w:numId="3" w16cid:durableId="542250639">
+  <w:num w:numId="22" w16cid:durableId="1312562770">
+    <w:abstractNumId w:val="20"/>
+  </w:num>
+  <w:num w:numId="23" w16cid:durableId="1296329522">
+    <w:abstractNumId w:val="7"/>
+  </w:num>
+  <w:num w:numId="24" w16cid:durableId="562377460">
+    <w:abstractNumId w:val="23"/>
+  </w:num>
+  <w:num w:numId="25" w16cid:durableId="6100262">
     <w:abstractNumId w:val="6"/>
   </w:num>
-  <w:num w:numId="4" w16cid:durableId="1179929776">
-    <w:abstractNumId w:val="10"/>
-  </w:num>
-  <w:num w:numId="5" w16cid:durableId="349142191">
-    <w:abstractNumId w:val="5"/>
-  </w:num>
-  <w:num w:numId="6" w16cid:durableId="183980381">
-    <w:abstractNumId w:val="2"/>
-  </w:num>
-  <w:num w:numId="7" w16cid:durableId="1115948917">
-    <w:abstractNumId w:val="13"/>
-  </w:num>
-  <w:num w:numId="8" w16cid:durableId="237787605">
-    <w:abstractNumId w:val="1"/>
-  </w:num>
-  <w:num w:numId="9" w16cid:durableId="1746300169">
-    <w:abstractNumId w:val="7"/>
-  </w:num>
-  <w:num w:numId="10" w16cid:durableId="2096315999">
+  <w:num w:numId="26" w16cid:durableId="506092196">
     <w:abstractNumId w:val="0"/>
-  </w:num>
-  <w:num w:numId="11" w16cid:durableId="11029825">
-    <w:abstractNumId w:val="16"/>
-  </w:num>
-  <w:num w:numId="12" w16cid:durableId="1539201726">
-    <w:abstractNumId w:val="17"/>
-  </w:num>
-  <w:num w:numId="13" w16cid:durableId="497384226">
-    <w:abstractNumId w:val="3"/>
-  </w:num>
-  <w:num w:numId="14" w16cid:durableId="807749951">
-    <w:abstractNumId w:val="11"/>
-  </w:num>
-  <w:num w:numId="15" w16cid:durableId="386073108">
-    <w:abstractNumId w:val="15"/>
-  </w:num>
-  <w:num w:numId="16" w16cid:durableId="408574029">
-    <w:abstractNumId w:val="12"/>
-  </w:num>
-  <w:num w:numId="17" w16cid:durableId="1853033536">
-    <w:abstractNumId w:val="4"/>
-  </w:num>
-  <w:num w:numId="18" w16cid:durableId="1011563855">
-    <w:abstractNumId w:val="8"/>
   </w:num>
 </w:numbering>
 </file>
